--- a/Lab 1 - Build Skill Flows with GenAI/Lab 1a - Using 3rd party agent framework with agent lab/Lab 1a - Building 3rd party agents with watsonx.docx
+++ b/Lab 1 - Build Skill Flows with GenAI/Lab 1a - Using 3rd party agent framework with agent lab/Lab 1a - Building 3rd party agents with watsonx.docx
@@ -26,7 +26,128 @@
           <w:szCs w:val="40"/>
           <w14:ligatures w14:val="none"/>
         </w:rPr>
-        <w:t>Lab 2b: Build an Agent with watsonx.ai and c</w:t>
+        <w:t xml:space="preserve">Lab </w:t>
+      </w:r>
+      <w:r>
+        <w:rPr>
+          <w:rFonts w:ascii="Times New Roman" w:eastAsia="Times New Roman" w:hAnsi="Times New Roman" w:cs="Times New Roman"/>
+          <w:b/>
+          <w:bCs/>
+          <w:color w:val="1F2328"/>
+          <w:kern w:val="36"/>
+          <w:sz w:val="40"/>
+          <w:szCs w:val="40"/>
+          <w14:ligatures w14:val="none"/>
+        </w:rPr>
+        <w:t>1a</w:t>
+      </w:r>
+      <w:r>
+        <w:rPr>
+          <w:rFonts w:ascii="Times New Roman" w:eastAsia="Times New Roman" w:hAnsi="Times New Roman" w:cs="Times New Roman"/>
+          <w:b/>
+          <w:bCs/>
+          <w:color w:val="1F2328"/>
+          <w:kern w:val="36"/>
+          <w:sz w:val="40"/>
+          <w:szCs w:val="40"/>
+          <w14:ligatures w14:val="none"/>
+        </w:rPr>
+        <w:t xml:space="preserve">: </w:t>
+      </w:r>
+      <w:proofErr w:type="spellStart"/>
+      <w:r>
+        <w:rPr>
+          <w:rFonts w:ascii="Times New Roman" w:eastAsia="Times New Roman" w:hAnsi="Times New Roman" w:cs="Times New Roman"/>
+          <w:b/>
+          <w:bCs/>
+          <w:color w:val="1F2328"/>
+          <w:kern w:val="36"/>
+          <w:sz w:val="40"/>
+          <w:szCs w:val="40"/>
+          <w14:ligatures w14:val="none"/>
+        </w:rPr>
+        <w:t>Membuat</w:t>
+      </w:r>
+      <w:proofErr w:type="spellEnd"/>
+      <w:r>
+        <w:rPr>
+          <w:rFonts w:ascii="Times New Roman" w:eastAsia="Times New Roman" w:hAnsi="Times New Roman" w:cs="Times New Roman"/>
+          <w:b/>
+          <w:bCs/>
+          <w:color w:val="1F2328"/>
+          <w:kern w:val="36"/>
+          <w:sz w:val="40"/>
+          <w:szCs w:val="40"/>
+          <w14:ligatures w14:val="none"/>
+        </w:rPr>
+        <w:t xml:space="preserve"> AI</w:t>
+      </w:r>
+      <w:r>
+        <w:rPr>
+          <w:rFonts w:ascii="Times New Roman" w:eastAsia="Times New Roman" w:hAnsi="Times New Roman" w:cs="Times New Roman"/>
+          <w:b/>
+          <w:bCs/>
+          <w:color w:val="1F2328"/>
+          <w:kern w:val="36"/>
+          <w:sz w:val="40"/>
+          <w:szCs w:val="40"/>
+          <w14:ligatures w14:val="none"/>
+        </w:rPr>
+        <w:t xml:space="preserve"> Agent </w:t>
+      </w:r>
+      <w:proofErr w:type="spellStart"/>
+      <w:r>
+        <w:rPr>
+          <w:rFonts w:ascii="Times New Roman" w:eastAsia="Times New Roman" w:hAnsi="Times New Roman" w:cs="Times New Roman"/>
+          <w:b/>
+          <w:bCs/>
+          <w:color w:val="1F2328"/>
+          <w:kern w:val="36"/>
+          <w:sz w:val="40"/>
+          <w:szCs w:val="40"/>
+          <w14:ligatures w14:val="none"/>
+        </w:rPr>
+        <w:t>dengan</w:t>
+      </w:r>
+      <w:proofErr w:type="spellEnd"/>
+      <w:r>
+        <w:rPr>
+          <w:rFonts w:ascii="Times New Roman" w:eastAsia="Times New Roman" w:hAnsi="Times New Roman" w:cs="Times New Roman"/>
+          <w:b/>
+          <w:bCs/>
+          <w:color w:val="1F2328"/>
+          <w:kern w:val="36"/>
+          <w:sz w:val="40"/>
+          <w:szCs w:val="40"/>
+          <w14:ligatures w14:val="none"/>
+        </w:rPr>
+        <w:t xml:space="preserve"> watsonx.ai </w:t>
+      </w:r>
+      <w:r>
+        <w:rPr>
+          <w:rFonts w:ascii="Times New Roman" w:eastAsia="Times New Roman" w:hAnsi="Times New Roman" w:cs="Times New Roman"/>
+          <w:b/>
+          <w:bCs/>
+          <w:color w:val="1F2328"/>
+          <w:kern w:val="36"/>
+          <w:sz w:val="40"/>
+          <w:szCs w:val="40"/>
+          <w14:ligatures w14:val="none"/>
+        </w:rPr>
+        <w:t>dan</w:t>
+      </w:r>
+      <w:r>
+        <w:rPr>
+          <w:rFonts w:ascii="Times New Roman" w:eastAsia="Times New Roman" w:hAnsi="Times New Roman" w:cs="Times New Roman"/>
+          <w:b/>
+          <w:bCs/>
+          <w:color w:val="1F2328"/>
+          <w:kern w:val="36"/>
+          <w:sz w:val="40"/>
+          <w:szCs w:val="40"/>
+          <w14:ligatures w14:val="none"/>
+        </w:rPr>
+        <w:t xml:space="preserve"> c</w:t>
       </w:r>
       <w:r>
         <w:rPr>
@@ -57,139 +178,604 @@
         </w:rPr>
         <w:tab/>
       </w:r>
+      <w:r>
+        <w:rPr>
+          <w:rFonts w:ascii="Times New Roman" w:eastAsia="Times New Roman" w:hAnsi="Times New Roman" w:cs="Times New Roman"/>
+          <w:kern w:val="0"/>
+          <w14:ligatures w14:val="none"/>
+        </w:rPr>
+        <w:t xml:space="preserve">Pada lab </w:t>
+      </w:r>
+      <w:proofErr w:type="spellStart"/>
+      <w:r>
+        <w:rPr>
+          <w:rFonts w:ascii="Times New Roman" w:eastAsia="Times New Roman" w:hAnsi="Times New Roman" w:cs="Times New Roman"/>
+          <w:kern w:val="0"/>
+          <w14:ligatures w14:val="none"/>
+        </w:rPr>
+        <w:t>ini</w:t>
+      </w:r>
+      <w:proofErr w:type="spellEnd"/>
+      <w:r>
+        <w:rPr>
+          <w:rFonts w:ascii="Times New Roman" w:eastAsia="Times New Roman" w:hAnsi="Times New Roman" w:cs="Times New Roman"/>
+          <w:kern w:val="0"/>
+          <w14:ligatures w14:val="none"/>
+        </w:rPr>
+        <w:t xml:space="preserve">, </w:t>
+      </w:r>
+      <w:proofErr w:type="spellStart"/>
+      <w:r>
+        <w:rPr>
+          <w:rFonts w:ascii="Times New Roman" w:eastAsia="Times New Roman" w:hAnsi="Times New Roman" w:cs="Times New Roman"/>
+          <w:kern w:val="0"/>
+          <w14:ligatures w14:val="none"/>
+        </w:rPr>
+        <w:t>kita</w:t>
+      </w:r>
+      <w:proofErr w:type="spellEnd"/>
+      <w:r>
+        <w:rPr>
+          <w:rFonts w:ascii="Times New Roman" w:eastAsia="Times New Roman" w:hAnsi="Times New Roman" w:cs="Times New Roman"/>
+          <w:kern w:val="0"/>
+          <w14:ligatures w14:val="none"/>
+        </w:rPr>
+        <w:t xml:space="preserve"> </w:t>
+      </w:r>
+      <w:proofErr w:type="spellStart"/>
+      <w:r>
+        <w:rPr>
+          <w:rFonts w:ascii="Times New Roman" w:eastAsia="Times New Roman" w:hAnsi="Times New Roman" w:cs="Times New Roman"/>
+          <w:kern w:val="0"/>
+          <w14:ligatures w14:val="none"/>
+        </w:rPr>
+        <w:t>akan</w:t>
+      </w:r>
+      <w:proofErr w:type="spellEnd"/>
+      <w:r>
+        <w:rPr>
+          <w:rFonts w:ascii="Times New Roman" w:eastAsia="Times New Roman" w:hAnsi="Times New Roman" w:cs="Times New Roman"/>
+          <w:kern w:val="0"/>
+          <w14:ligatures w14:val="none"/>
+        </w:rPr>
+        <w:t xml:space="preserve"> </w:t>
+      </w:r>
+      <w:proofErr w:type="spellStart"/>
+      <w:r>
+        <w:rPr>
+          <w:rFonts w:ascii="Times New Roman" w:eastAsia="Times New Roman" w:hAnsi="Times New Roman" w:cs="Times New Roman"/>
+          <w:kern w:val="0"/>
+          <w14:ligatures w14:val="none"/>
+        </w:rPr>
+        <w:t>membuat</w:t>
+      </w:r>
+      <w:proofErr w:type="spellEnd"/>
+      <w:r>
+        <w:rPr>
+          <w:rFonts w:ascii="Times New Roman" w:eastAsia="Times New Roman" w:hAnsi="Times New Roman" w:cs="Times New Roman"/>
+          <w:kern w:val="0"/>
+          <w14:ligatures w14:val="none"/>
+        </w:rPr>
+        <w:t xml:space="preserve"> </w:t>
+      </w:r>
+      <w:r>
+        <w:rPr>
+          <w:rFonts w:ascii="Times New Roman" w:eastAsia="Times New Roman" w:hAnsi="Times New Roman" w:cs="Times New Roman"/>
+          <w:i/>
+          <w:iCs/>
+          <w:kern w:val="0"/>
+          <w14:ligatures w14:val="none"/>
+        </w:rPr>
+        <w:t xml:space="preserve">Sales Analyzer </w:t>
+      </w:r>
+      <w:proofErr w:type="gramStart"/>
+      <w:r>
+        <w:rPr>
+          <w:rFonts w:ascii="Times New Roman" w:eastAsia="Times New Roman" w:hAnsi="Times New Roman" w:cs="Times New Roman"/>
+          <w:i/>
+          <w:iCs/>
+          <w:kern w:val="0"/>
+          <w14:ligatures w14:val="none"/>
+        </w:rPr>
+        <w:t xml:space="preserve">Agent </w:t>
+      </w:r>
+      <w:r>
+        <w:rPr>
+          <w:rFonts w:ascii="Times New Roman" w:eastAsia="Times New Roman" w:hAnsi="Times New Roman" w:cs="Times New Roman"/>
+          <w:kern w:val="0"/>
+          <w14:ligatures w14:val="none"/>
+        </w:rPr>
+        <w:t xml:space="preserve"> </w:t>
+      </w:r>
+      <w:proofErr w:type="spellStart"/>
+      <w:r>
+        <w:rPr>
+          <w:rFonts w:ascii="Times New Roman" w:eastAsia="Times New Roman" w:hAnsi="Times New Roman" w:cs="Times New Roman"/>
+          <w:kern w:val="0"/>
+          <w14:ligatures w14:val="none"/>
+        </w:rPr>
+        <w:t>menggunakan</w:t>
+      </w:r>
+      <w:proofErr w:type="spellEnd"/>
+      <w:proofErr w:type="gramEnd"/>
+      <w:r>
+        <w:rPr>
+          <w:rFonts w:ascii="Times New Roman" w:eastAsia="Times New Roman" w:hAnsi="Times New Roman" w:cs="Times New Roman"/>
+          <w:kern w:val="0"/>
+          <w14:ligatures w14:val="none"/>
+        </w:rPr>
+        <w:t xml:space="preserve"> </w:t>
+      </w:r>
+      <w:r>
+        <w:rPr>
+          <w:rFonts w:ascii="Times New Roman" w:eastAsia="Times New Roman" w:hAnsi="Times New Roman" w:cs="Times New Roman"/>
+          <w:b/>
+          <w:bCs/>
+          <w:kern w:val="0"/>
+          <w14:ligatures w14:val="none"/>
+        </w:rPr>
+        <w:t xml:space="preserve">watsonx.AI </w:t>
+      </w:r>
+      <w:r>
+        <w:rPr>
+          <w:rFonts w:ascii="Times New Roman" w:eastAsia="Times New Roman" w:hAnsi="Times New Roman" w:cs="Times New Roman"/>
+          <w:kern w:val="0"/>
+          <w14:ligatures w14:val="none"/>
+        </w:rPr>
+        <w:t xml:space="preserve">dan </w:t>
+      </w:r>
+      <w:r>
+        <w:rPr>
+          <w:rFonts w:ascii="Times New Roman" w:eastAsia="Times New Roman" w:hAnsi="Times New Roman" w:cs="Times New Roman"/>
+          <w:b/>
+          <w:bCs/>
+          <w:kern w:val="0"/>
+          <w14:ligatures w14:val="none"/>
+        </w:rPr>
+        <w:t xml:space="preserve">Crew AI. </w:t>
+      </w:r>
+      <w:r>
+        <w:rPr>
+          <w:rFonts w:ascii="Times New Roman" w:eastAsia="Times New Roman" w:hAnsi="Times New Roman" w:cs="Times New Roman"/>
+          <w:kern w:val="0"/>
+          <w14:ligatures w14:val="none"/>
+        </w:rPr>
+        <w:t xml:space="preserve">Agent </w:t>
+      </w:r>
+      <w:proofErr w:type="spellStart"/>
+      <w:r>
+        <w:rPr>
+          <w:rFonts w:ascii="Times New Roman" w:eastAsia="Times New Roman" w:hAnsi="Times New Roman" w:cs="Times New Roman"/>
+          <w:kern w:val="0"/>
+          <w14:ligatures w14:val="none"/>
+        </w:rPr>
+        <w:t>tersebut</w:t>
+      </w:r>
+      <w:proofErr w:type="spellEnd"/>
+      <w:r>
+        <w:rPr>
+          <w:rFonts w:ascii="Times New Roman" w:eastAsia="Times New Roman" w:hAnsi="Times New Roman" w:cs="Times New Roman"/>
+          <w:kern w:val="0"/>
+          <w14:ligatures w14:val="none"/>
+        </w:rPr>
+        <w:t xml:space="preserve"> </w:t>
+      </w:r>
+      <w:proofErr w:type="spellStart"/>
+      <w:r>
+        <w:rPr>
+          <w:rFonts w:ascii="Times New Roman" w:eastAsia="Times New Roman" w:hAnsi="Times New Roman" w:cs="Times New Roman"/>
+          <w:kern w:val="0"/>
+          <w14:ligatures w14:val="none"/>
+        </w:rPr>
+        <w:t>akan</w:t>
+      </w:r>
+      <w:proofErr w:type="spellEnd"/>
+      <w:r>
+        <w:rPr>
+          <w:rFonts w:ascii="Times New Roman" w:eastAsia="Times New Roman" w:hAnsi="Times New Roman" w:cs="Times New Roman"/>
+          <w:kern w:val="0"/>
+          <w14:ligatures w14:val="none"/>
+        </w:rPr>
+        <w:t xml:space="preserve"> </w:t>
+      </w:r>
+      <w:proofErr w:type="spellStart"/>
+      <w:r>
+        <w:rPr>
+          <w:rFonts w:ascii="Times New Roman" w:eastAsia="Times New Roman" w:hAnsi="Times New Roman" w:cs="Times New Roman"/>
+          <w:kern w:val="0"/>
+          <w14:ligatures w14:val="none"/>
+        </w:rPr>
+        <w:t>digunakan</w:t>
+      </w:r>
+      <w:proofErr w:type="spellEnd"/>
+      <w:r>
+        <w:rPr>
+          <w:rFonts w:ascii="Times New Roman" w:eastAsia="Times New Roman" w:hAnsi="Times New Roman" w:cs="Times New Roman"/>
+          <w:kern w:val="0"/>
+          <w14:ligatures w14:val="none"/>
+        </w:rPr>
+        <w:t xml:space="preserve"> </w:t>
+      </w:r>
+      <w:proofErr w:type="spellStart"/>
+      <w:r>
+        <w:rPr>
+          <w:rFonts w:ascii="Times New Roman" w:eastAsia="Times New Roman" w:hAnsi="Times New Roman" w:cs="Times New Roman"/>
+          <w:kern w:val="0"/>
+          <w14:ligatures w14:val="none"/>
+        </w:rPr>
+        <w:t>untuk</w:t>
+      </w:r>
+      <w:proofErr w:type="spellEnd"/>
+      <w:r>
+        <w:rPr>
+          <w:rFonts w:ascii="Times New Roman" w:eastAsia="Times New Roman" w:hAnsi="Times New Roman" w:cs="Times New Roman"/>
+          <w:kern w:val="0"/>
+          <w14:ligatures w14:val="none"/>
+        </w:rPr>
+        <w:t xml:space="preserve"> </w:t>
+      </w:r>
+      <w:proofErr w:type="spellStart"/>
+      <w:r>
+        <w:rPr>
+          <w:rFonts w:ascii="Times New Roman" w:eastAsia="Times New Roman" w:hAnsi="Times New Roman" w:cs="Times New Roman"/>
+          <w:kern w:val="0"/>
+          <w14:ligatures w14:val="none"/>
+        </w:rPr>
+        <w:t>melakukan</w:t>
+      </w:r>
+      <w:proofErr w:type="spellEnd"/>
+      <w:r>
+        <w:rPr>
+          <w:rFonts w:ascii="Times New Roman" w:eastAsia="Times New Roman" w:hAnsi="Times New Roman" w:cs="Times New Roman"/>
+          <w:kern w:val="0"/>
+          <w14:ligatures w14:val="none"/>
+        </w:rPr>
+        <w:t xml:space="preserve"> </w:t>
+      </w:r>
+      <w:proofErr w:type="spellStart"/>
+      <w:r>
+        <w:rPr>
+          <w:rFonts w:ascii="Times New Roman" w:eastAsia="Times New Roman" w:hAnsi="Times New Roman" w:cs="Times New Roman"/>
+          <w:kern w:val="0"/>
+          <w14:ligatures w14:val="none"/>
+        </w:rPr>
+        <w:t>analisisi</w:t>
+      </w:r>
+      <w:proofErr w:type="spellEnd"/>
+      <w:r>
+        <w:rPr>
+          <w:rFonts w:ascii="Times New Roman" w:eastAsia="Times New Roman" w:hAnsi="Times New Roman" w:cs="Times New Roman"/>
+          <w:kern w:val="0"/>
+          <w14:ligatures w14:val="none"/>
+        </w:rPr>
+        <w:t xml:space="preserve"> </w:t>
+      </w:r>
+      <w:proofErr w:type="spellStart"/>
+      <w:r>
+        <w:rPr>
+          <w:rFonts w:ascii="Times New Roman" w:eastAsia="Times New Roman" w:hAnsi="Times New Roman" w:cs="Times New Roman"/>
+          <w:kern w:val="0"/>
+          <w14:ligatures w14:val="none"/>
+        </w:rPr>
+        <w:t>salaes</w:t>
+      </w:r>
+      <w:proofErr w:type="spellEnd"/>
+      <w:r>
+        <w:rPr>
+          <w:rFonts w:ascii="Times New Roman" w:eastAsia="Times New Roman" w:hAnsi="Times New Roman" w:cs="Times New Roman"/>
+          <w:kern w:val="0"/>
+          <w14:ligatures w14:val="none"/>
+        </w:rPr>
+        <w:t xml:space="preserve"> data </w:t>
+      </w:r>
+      <w:proofErr w:type="spellStart"/>
+      <w:r>
+        <w:rPr>
+          <w:rFonts w:ascii="Times New Roman" w:eastAsia="Times New Roman" w:hAnsi="Times New Roman" w:cs="Times New Roman"/>
+          <w:kern w:val="0"/>
+          <w14:ligatures w14:val="none"/>
+        </w:rPr>
+        <w:t>dari</w:t>
+      </w:r>
+      <w:proofErr w:type="spellEnd"/>
+      <w:r>
+        <w:rPr>
+          <w:rFonts w:ascii="Times New Roman" w:eastAsia="Times New Roman" w:hAnsi="Times New Roman" w:cs="Times New Roman"/>
+          <w:kern w:val="0"/>
+          <w14:ligatures w14:val="none"/>
+        </w:rPr>
+        <w:t xml:space="preserve"> </w:t>
+      </w:r>
+      <w:proofErr w:type="spellStart"/>
+      <w:r>
+        <w:rPr>
+          <w:rFonts w:ascii="Times New Roman" w:eastAsia="Times New Roman" w:hAnsi="Times New Roman" w:cs="Times New Roman"/>
+          <w:kern w:val="0"/>
+          <w14:ligatures w14:val="none"/>
+        </w:rPr>
+        <w:t>suatu</w:t>
+      </w:r>
+      <w:proofErr w:type="spellEnd"/>
+      <w:r>
+        <w:rPr>
+          <w:rFonts w:ascii="Times New Roman" w:eastAsia="Times New Roman" w:hAnsi="Times New Roman" w:cs="Times New Roman"/>
+          <w:kern w:val="0"/>
+          <w14:ligatures w14:val="none"/>
+        </w:rPr>
+        <w:t xml:space="preserve"> </w:t>
+      </w:r>
+      <w:proofErr w:type="spellStart"/>
+      <w:r>
+        <w:rPr>
+          <w:rFonts w:ascii="Times New Roman" w:eastAsia="Times New Roman" w:hAnsi="Times New Roman" w:cs="Times New Roman"/>
+          <w:kern w:val="0"/>
+          <w14:ligatures w14:val="none"/>
+        </w:rPr>
+        <w:t>produk</w:t>
+      </w:r>
+      <w:proofErr w:type="spellEnd"/>
+      <w:r>
+        <w:rPr>
+          <w:rFonts w:ascii="Times New Roman" w:eastAsia="Times New Roman" w:hAnsi="Times New Roman" w:cs="Times New Roman"/>
+          <w:kern w:val="0"/>
+          <w14:ligatures w14:val="none"/>
+        </w:rPr>
+        <w:t xml:space="preserve"> </w:t>
+      </w:r>
+      <w:proofErr w:type="spellStart"/>
+      <w:r>
+        <w:rPr>
+          <w:rFonts w:ascii="Times New Roman" w:eastAsia="Times New Roman" w:hAnsi="Times New Roman" w:cs="Times New Roman"/>
+          <w:kern w:val="0"/>
+          <w14:ligatures w14:val="none"/>
+        </w:rPr>
+        <w:t>untuk</w:t>
+      </w:r>
+      <w:proofErr w:type="spellEnd"/>
+      <w:r>
+        <w:rPr>
+          <w:rFonts w:ascii="Times New Roman" w:eastAsia="Times New Roman" w:hAnsi="Times New Roman" w:cs="Times New Roman"/>
+          <w:kern w:val="0"/>
+          <w14:ligatures w14:val="none"/>
+        </w:rPr>
+        <w:t xml:space="preserve"> </w:t>
+      </w:r>
+      <w:proofErr w:type="spellStart"/>
+      <w:r>
+        <w:rPr>
+          <w:rFonts w:ascii="Times New Roman" w:eastAsia="Times New Roman" w:hAnsi="Times New Roman" w:cs="Times New Roman"/>
+          <w:kern w:val="0"/>
+          <w14:ligatures w14:val="none"/>
+        </w:rPr>
+        <w:t>melakukan</w:t>
+      </w:r>
+      <w:proofErr w:type="spellEnd"/>
+      <w:r>
+        <w:rPr>
+          <w:rFonts w:ascii="Times New Roman" w:eastAsia="Times New Roman" w:hAnsi="Times New Roman" w:cs="Times New Roman"/>
+          <w:kern w:val="0"/>
+          <w14:ligatures w14:val="none"/>
+        </w:rPr>
+        <w:t xml:space="preserve"> proses </w:t>
+      </w:r>
+      <w:r>
+        <w:rPr>
+          <w:rFonts w:ascii="Times New Roman" w:eastAsia="Times New Roman" w:hAnsi="Times New Roman" w:cs="Times New Roman"/>
+          <w:i/>
+          <w:iCs/>
+          <w:kern w:val="0"/>
+          <w14:ligatures w14:val="none"/>
+        </w:rPr>
+        <w:t>procurement.</w:t>
+      </w:r>
     </w:p>
     <w:p>
       <w:pPr>
         <w:spacing w:before="100" w:beforeAutospacing="1" w:after="0" w:line="240" w:lineRule="auto"/>
         <w:rPr>
           <w:rFonts w:ascii="Times New Roman" w:eastAsia="Times New Roman" w:hAnsi="Times New Roman" w:cs="Times New Roman"/>
-          <w:kern w:val="0"/>
-          <w14:ligatures w14:val="none"/>
-        </w:rPr>
-      </w:pPr>
-      <w:r>
-        <w:rPr>
-          <w:rFonts w:ascii="Times New Roman" w:eastAsia="Times New Roman" w:hAnsi="Times New Roman" w:cs="Times New Roman"/>
-          <w:kern w:val="0"/>
-          <w14:ligatures w14:val="none"/>
-        </w:rPr>
-        <w:t xml:space="preserve">In this lab, you will build a </w:t>
-      </w:r>
-      <w:r>
-        <w:rPr>
-          <w:rFonts w:ascii="Times New Roman" w:eastAsia="Times New Roman" w:hAnsi="Times New Roman" w:cs="Times New Roman"/>
-          <w:b/>
-          <w:bCs/>
-          <w:kern w:val="0"/>
-          <w14:ligatures w14:val="none"/>
-        </w:rPr>
-        <w:t>Sales Analyzer Agent</w:t>
-      </w:r>
-      <w:r>
-        <w:rPr>
-          <w:rFonts w:ascii="Times New Roman" w:eastAsia="Times New Roman" w:hAnsi="Times New Roman" w:cs="Times New Roman"/>
-          <w:kern w:val="0"/>
-          <w14:ligatures w14:val="none"/>
-        </w:rPr>
-        <w:t xml:space="preserve"> using </w:t>
-      </w:r>
-      <w:r>
-        <w:rPr>
-          <w:rFonts w:ascii="Times New Roman" w:eastAsia="Times New Roman" w:hAnsi="Times New Roman" w:cs="Times New Roman"/>
-          <w:b/>
-          <w:bCs/>
-          <w:kern w:val="0"/>
-          <w14:ligatures w14:val="none"/>
-        </w:rPr>
-        <w:t>Watsonx.ai and Crew AI</w:t>
-      </w:r>
-      <w:r>
-        <w:rPr>
-          <w:rFonts w:ascii="Times New Roman" w:eastAsia="Times New Roman" w:hAnsi="Times New Roman" w:cs="Times New Roman"/>
-          <w:kern w:val="0"/>
-          <w14:ligatures w14:val="none"/>
-        </w:rPr>
-        <w:t>. This agent will allow you to analyze historical sales data of products for procurement.</w:t>
-      </w:r>
-      <w:r>
-        <w:rPr>
-          <w:rFonts w:ascii="Times New Roman" w:eastAsia="Times New Roman" w:hAnsi="Times New Roman" w:cs="Times New Roman"/>
-          <w:kern w:val="0"/>
-          <w14:ligatures w14:val="none"/>
-        </w:rPr>
-        <w:t xml:space="preserve"> </w:t>
-      </w:r>
+          <w:i/>
+          <w:iCs/>
+          <w:kern w:val="0"/>
+          <w14:ligatures w14:val="none"/>
+        </w:rPr>
+      </w:pPr>
     </w:p>
     <w:p>
       <w:pPr>
-        <w:spacing w:beforeAutospacing="1" w:after="0" w:line="240" w:lineRule="auto"/>
-        <w:rPr>
-          <w:rFonts w:ascii="Times New Roman" w:eastAsia="Times New Roman" w:hAnsi="Times New Roman" w:cs="Times New Roman"/>
-        </w:rPr>
-      </w:pPr>
+        <w:spacing w:before="100" w:beforeAutospacing="1" w:after="0" w:line="240" w:lineRule="auto"/>
+        <w:rPr>
+          <w:rFonts w:ascii="Times New Roman" w:eastAsia="Times New Roman" w:hAnsi="Times New Roman" w:cs="Times New Roman"/>
+          <w:kern w:val="0"/>
+          <w14:ligatures w14:val="none"/>
+        </w:rPr>
+      </w:pPr>
+      <w:r>
+        <w:rPr>
+          <w:rFonts w:ascii="Times New Roman" w:eastAsia="Times New Roman" w:hAnsi="Times New Roman" w:cs="Times New Roman"/>
+          <w:kern w:val="0"/>
+          <w14:ligatures w14:val="none"/>
+        </w:rPr>
+        <w:t xml:space="preserve">Notes: File yang </w:t>
+      </w:r>
+      <w:proofErr w:type="spellStart"/>
+      <w:r>
+        <w:rPr>
+          <w:rFonts w:ascii="Times New Roman" w:eastAsia="Times New Roman" w:hAnsi="Times New Roman" w:cs="Times New Roman"/>
+          <w:kern w:val="0"/>
+          <w14:ligatures w14:val="none"/>
+        </w:rPr>
+        <w:t>digunakan</w:t>
+      </w:r>
+      <w:proofErr w:type="spellEnd"/>
+      <w:r>
+        <w:rPr>
+          <w:rFonts w:ascii="Times New Roman" w:eastAsia="Times New Roman" w:hAnsi="Times New Roman" w:cs="Times New Roman"/>
+          <w:kern w:val="0"/>
+          <w14:ligatures w14:val="none"/>
+        </w:rPr>
+        <w:t xml:space="preserve"> </w:t>
+      </w:r>
+      <w:proofErr w:type="spellStart"/>
+      <w:r>
+        <w:rPr>
+          <w:rFonts w:ascii="Times New Roman" w:eastAsia="Times New Roman" w:hAnsi="Times New Roman" w:cs="Times New Roman"/>
+          <w:kern w:val="0"/>
+          <w14:ligatures w14:val="none"/>
+        </w:rPr>
+        <w:t>merupakan</w:t>
+      </w:r>
+      <w:proofErr w:type="spellEnd"/>
+      <w:r>
+        <w:rPr>
+          <w:rFonts w:ascii="Times New Roman" w:eastAsia="Times New Roman" w:hAnsi="Times New Roman" w:cs="Times New Roman"/>
+          <w:kern w:val="0"/>
+          <w14:ligatures w14:val="none"/>
+        </w:rPr>
+        <w:t xml:space="preserve"> file yang </w:t>
+      </w:r>
+      <w:proofErr w:type="spellStart"/>
+      <w:r>
+        <w:rPr>
+          <w:rFonts w:ascii="Times New Roman" w:eastAsia="Times New Roman" w:hAnsi="Times New Roman" w:cs="Times New Roman"/>
+          <w:kern w:val="0"/>
+          <w14:ligatures w14:val="none"/>
+        </w:rPr>
+        <w:t>dapat</w:t>
+      </w:r>
+      <w:proofErr w:type="spellEnd"/>
+      <w:r>
+        <w:rPr>
+          <w:rFonts w:ascii="Times New Roman" w:eastAsia="Times New Roman" w:hAnsi="Times New Roman" w:cs="Times New Roman"/>
+          <w:kern w:val="0"/>
+          <w14:ligatures w14:val="none"/>
+        </w:rPr>
+        <w:t xml:space="preserve"> di-</w:t>
+      </w:r>
+      <w:r>
+        <w:rPr>
+          <w:rFonts w:ascii="Times New Roman" w:eastAsia="Times New Roman" w:hAnsi="Times New Roman" w:cs="Times New Roman"/>
+          <w:i/>
+          <w:iCs/>
+          <w:kern w:val="0"/>
+          <w14:ligatures w14:val="none"/>
+        </w:rPr>
+        <w:t xml:space="preserve">download </w:t>
+      </w:r>
+      <w:proofErr w:type="spellStart"/>
+      <w:r>
+        <w:rPr>
+          <w:rFonts w:ascii="Times New Roman" w:eastAsia="Times New Roman" w:hAnsi="Times New Roman" w:cs="Times New Roman"/>
+          <w:kern w:val="0"/>
+          <w14:ligatures w14:val="none"/>
+        </w:rPr>
+        <w:t>dari</w:t>
+      </w:r>
+      <w:proofErr w:type="spellEnd"/>
+      <w:r>
+        <w:rPr>
+          <w:rFonts w:ascii="Times New Roman" w:eastAsia="Times New Roman" w:hAnsi="Times New Roman" w:cs="Times New Roman"/>
+          <w:kern w:val="0"/>
+          <w14:ligatures w14:val="none"/>
+        </w:rPr>
+        <w:t xml:space="preserve"> folder “”</w:t>
+      </w:r>
     </w:p>
     <w:p>
       <w:pPr>
         <w:spacing w:before="100" w:beforeAutospacing="1" w:after="0" w:line="240" w:lineRule="auto"/>
-      </w:pPr>
-      <w:r>
-        <w:rPr>
-          <w:rFonts w:ascii="Times New Roman" w:eastAsia="Times New Roman" w:hAnsi="Times New Roman" w:cs="Times New Roman"/>
-          <w:kern w:val="0"/>
-          <w14:ligatures w14:val="none"/>
-        </w:rPr>
-        <w:t>Note : Files used in lab can be downloaded from folder “Lab 2b”.</w:t>
+        <w:outlineLvl w:val="1"/>
+        <w:rPr>
+          <w:rFonts w:ascii="Times New Roman" w:eastAsia="Times New Roman" w:hAnsi="Times New Roman" w:cs="Times New Roman"/>
+          <w:b/>
+          <w:bCs/>
+          <w:kern w:val="0"/>
+          <w:sz w:val="32"/>
+          <w:szCs w:val="32"/>
+          <w14:ligatures w14:val="none"/>
+        </w:rPr>
+      </w:pPr>
+      <w:proofErr w:type="spellStart"/>
+      <w:r>
+        <w:rPr>
+          <w:rFonts w:ascii="Times New Roman" w:eastAsia="Times New Roman" w:hAnsi="Times New Roman" w:cs="Times New Roman"/>
+          <w:b/>
+          <w:bCs/>
+          <w:kern w:val="0"/>
+          <w:sz w:val="32"/>
+          <w:szCs w:val="32"/>
+          <w14:ligatures w14:val="none"/>
+        </w:rPr>
+        <w:t>Tahapan</w:t>
+      </w:r>
+      <w:proofErr w:type="spellEnd"/>
+      <w:r>
+        <w:rPr>
+          <w:rFonts w:ascii="Times New Roman" w:eastAsia="Times New Roman" w:hAnsi="Times New Roman" w:cs="Times New Roman"/>
+          <w:b/>
+          <w:bCs/>
+          <w:kern w:val="0"/>
+          <w:sz w:val="32"/>
+          <w:szCs w:val="32"/>
+          <w14:ligatures w14:val="none"/>
+        </w:rPr>
+        <w:t xml:space="preserve"> </w:t>
+      </w:r>
+      <w:proofErr w:type="spellStart"/>
+      <w:r>
+        <w:rPr>
+          <w:rFonts w:ascii="Times New Roman" w:eastAsia="Times New Roman" w:hAnsi="Times New Roman" w:cs="Times New Roman"/>
+          <w:b/>
+          <w:bCs/>
+          <w:kern w:val="0"/>
+          <w:sz w:val="32"/>
+          <w:szCs w:val="32"/>
+          <w14:ligatures w14:val="none"/>
+        </w:rPr>
+        <w:t>untuk</w:t>
+      </w:r>
+      <w:proofErr w:type="spellEnd"/>
+      <w:r>
+        <w:rPr>
+          <w:rFonts w:ascii="Times New Roman" w:eastAsia="Times New Roman" w:hAnsi="Times New Roman" w:cs="Times New Roman"/>
+          <w:b/>
+          <w:bCs/>
+          <w:kern w:val="0"/>
+          <w:sz w:val="32"/>
+          <w:szCs w:val="32"/>
+          <w14:ligatures w14:val="none"/>
+        </w:rPr>
+        <w:t xml:space="preserve"> </w:t>
+      </w:r>
+      <w:proofErr w:type="spellStart"/>
+      <w:r>
+        <w:rPr>
+          <w:rFonts w:ascii="Times New Roman" w:eastAsia="Times New Roman" w:hAnsi="Times New Roman" w:cs="Times New Roman"/>
+          <w:b/>
+          <w:bCs/>
+          <w:kern w:val="0"/>
+          <w:sz w:val="32"/>
+          <w:szCs w:val="32"/>
+          <w14:ligatures w14:val="none"/>
+        </w:rPr>
+        <w:t>membuat</w:t>
+      </w:r>
+      <w:proofErr w:type="spellEnd"/>
+      <w:r>
+        <w:rPr>
+          <w:rFonts w:ascii="Times New Roman" w:eastAsia="Times New Roman" w:hAnsi="Times New Roman" w:cs="Times New Roman"/>
+          <w:b/>
+          <w:bCs/>
+          <w:kern w:val="0"/>
+          <w:sz w:val="32"/>
+          <w:szCs w:val="32"/>
+          <w14:ligatures w14:val="none"/>
+        </w:rPr>
+        <w:t xml:space="preserve"> Agent</w:t>
       </w:r>
     </w:p>
     <w:p>
       <w:pPr>
-        <w:spacing w:beforeAutospacing="1" w:after="0" w:line="240" w:lineRule="auto"/>
-      </w:pPr>
-    </w:p>
-    <w:p>
-      <w:pPr>
-        <w:spacing w:before="100" w:beforeAutospacing="1" w:after="0" w:line="240" w:lineRule="auto"/>
-        <w:outlineLvl w:val="1"/>
-        <w:rPr>
-          <w:rFonts w:ascii="Times New Roman" w:eastAsia="Times New Roman" w:hAnsi="Times New Roman" w:cs="Times New Roman"/>
-          <w:b/>
-          <w:bCs/>
-          <w:kern w:val="0"/>
-          <w:sz w:val="32"/>
-          <w:szCs w:val="32"/>
-          <w14:ligatures w14:val="none"/>
-        </w:rPr>
-      </w:pPr>
-      <w:r>
-        <w:rPr>
-          <w:rFonts w:ascii="Times New Roman" w:eastAsia="Times New Roman" w:hAnsi="Times New Roman" w:cs="Times New Roman"/>
-          <w:b/>
-          <w:bCs/>
-          <w:kern w:val="0"/>
-          <w:sz w:val="32"/>
-          <w:szCs w:val="32"/>
-          <w14:ligatures w14:val="none"/>
-        </w:rPr>
-        <w:t>Steps to Create the Agent</w:t>
-      </w:r>
-    </w:p>
-    <w:p>
-      <w:pPr>
-        <w:spacing w:before="100" w:beforeAutospacing="1" w:after="0" w:line="240" w:lineRule="auto"/>
-        <w:outlineLvl w:val="1"/>
-        <w:rPr>
-          <w:rFonts w:ascii="Times New Roman" w:eastAsia="Times New Roman" w:hAnsi="Times New Roman" w:cs="Times New Roman"/>
-          <w:b/>
-          <w:bCs/>
-          <w:kern w:val="0"/>
-          <w:sz w:val="32"/>
-          <w:szCs w:val="32"/>
-          <w14:ligatures w14:val="none"/>
-        </w:rPr>
-      </w:pPr>
-    </w:p>
-    <w:p>
-      <w:pPr>
         <w:spacing w:after="0" w:line="240" w:lineRule="auto"/>
         <w:outlineLvl w:val="2"/>
         <w:rPr>
@@ -208,7 +794,29 @@
           <w:kern w:val="0"/>
           <w14:ligatures w14:val="none"/>
         </w:rPr>
-        <w:t>Step 1: Create a Project</w:t>
+        <w:t xml:space="preserve">Step 1: </w:t>
+      </w:r>
+      <w:proofErr w:type="spellStart"/>
+      <w:r>
+        <w:rPr>
+          <w:rFonts w:ascii="Times New Roman" w:eastAsia="Times New Roman" w:hAnsi="Times New Roman" w:cs="Times New Roman"/>
+          <w:b/>
+          <w:bCs/>
+          <w:kern w:val="0"/>
+          <w14:ligatures w14:val="none"/>
+        </w:rPr>
+        <w:t>Membuat</w:t>
+      </w:r>
+      <w:proofErr w:type="spellEnd"/>
+      <w:r>
+        <w:rPr>
+          <w:rFonts w:ascii="Times New Roman" w:eastAsia="Times New Roman" w:hAnsi="Times New Roman" w:cs="Times New Roman"/>
+          <w:b/>
+          <w:bCs/>
+          <w:kern w:val="0"/>
+          <w14:ligatures w14:val="none"/>
+        </w:rPr>
+        <w:t xml:space="preserve"> “Project”</w:t>
       </w:r>
     </w:p>
     <w:p>
@@ -230,24 +838,18 @@
           <w:kern w:val="0"/>
           <w14:ligatures w14:val="none"/>
         </w:rPr>
-        <w:t xml:space="preserve">If this is your first time using this account, you </w:t>
-      </w:r>
-      <w:r>
-        <w:rPr>
-          <w:rFonts w:ascii="Times New Roman" w:eastAsia="Times New Roman" w:hAnsi="Times New Roman" w:cs="Times New Roman"/>
-          <w:kern w:val="0"/>
-          <w14:ligatures w14:val="none"/>
-        </w:rPr>
-        <w:t>should</w:t>
-      </w:r>
-      <w:r>
-        <w:rPr>
-          <w:rFonts w:ascii="Times New Roman" w:eastAsia="Times New Roman" w:hAnsi="Times New Roman" w:cs="Times New Roman"/>
-          <w:kern w:val="0"/>
-          <w14:ligatures w14:val="none"/>
-        </w:rPr>
-        <w:t xml:space="preserve"> create a project before using Agent Lab.</w:t>
-      </w:r>
+        <w:t xml:space="preserve">Jika </w:t>
+      </w:r>
+      <w:proofErr w:type="spellStart"/>
+      <w:r>
+        <w:rPr>
+          <w:rFonts w:ascii="Times New Roman" w:eastAsia="Times New Roman" w:hAnsi="Times New Roman" w:cs="Times New Roman"/>
+          <w:kern w:val="0"/>
+          <w14:ligatures w14:val="none"/>
+        </w:rPr>
+        <w:t>ini</w:t>
+      </w:r>
+      <w:proofErr w:type="spellEnd"/>
       <w:r>
         <w:rPr>
           <w:rFonts w:ascii="Times New Roman" w:eastAsia="Times New Roman" w:hAnsi="Times New Roman" w:cs="Times New Roman"/>
@@ -256,23 +858,331 @@
         </w:rPr>
         <w:t xml:space="preserve"> </w:t>
       </w:r>
-      <w:proofErr w:type="gramStart"/>
-      <w:r>
-        <w:rPr>
-          <w:rFonts w:ascii="Times New Roman" w:eastAsia="Times New Roman" w:hAnsi="Times New Roman" w:cs="Times New Roman"/>
-          <w:kern w:val="0"/>
-          <w14:ligatures w14:val="none"/>
-        </w:rPr>
-        <w:t>You</w:t>
-      </w:r>
-      <w:proofErr w:type="gramEnd"/>
-      <w:r>
-        <w:rPr>
-          <w:rFonts w:ascii="Times New Roman" w:eastAsia="Times New Roman" w:hAnsi="Times New Roman" w:cs="Times New Roman"/>
-          <w:kern w:val="0"/>
-          <w14:ligatures w14:val="none"/>
-        </w:rPr>
-        <w:t xml:space="preserve"> ca use your existing project also.</w:t>
+      <w:proofErr w:type="spellStart"/>
+      <w:r>
+        <w:rPr>
+          <w:rFonts w:ascii="Times New Roman" w:eastAsia="Times New Roman" w:hAnsi="Times New Roman" w:cs="Times New Roman"/>
+          <w:kern w:val="0"/>
+          <w14:ligatures w14:val="none"/>
+        </w:rPr>
+        <w:t>pertama</w:t>
+      </w:r>
+      <w:proofErr w:type="spellEnd"/>
+      <w:r>
+        <w:rPr>
+          <w:rFonts w:ascii="Times New Roman" w:eastAsia="Times New Roman" w:hAnsi="Times New Roman" w:cs="Times New Roman"/>
+          <w:kern w:val="0"/>
+          <w14:ligatures w14:val="none"/>
+        </w:rPr>
+        <w:t xml:space="preserve"> kali </w:t>
+      </w:r>
+      <w:proofErr w:type="spellStart"/>
+      <w:r>
+        <w:rPr>
+          <w:rFonts w:ascii="Times New Roman" w:eastAsia="Times New Roman" w:hAnsi="Times New Roman" w:cs="Times New Roman"/>
+          <w:kern w:val="0"/>
+          <w14:ligatures w14:val="none"/>
+        </w:rPr>
+        <w:t>anda</w:t>
+      </w:r>
+      <w:proofErr w:type="spellEnd"/>
+      <w:r>
+        <w:rPr>
+          <w:rFonts w:ascii="Times New Roman" w:eastAsia="Times New Roman" w:hAnsi="Times New Roman" w:cs="Times New Roman"/>
+          <w:kern w:val="0"/>
+          <w14:ligatures w14:val="none"/>
+        </w:rPr>
+        <w:t xml:space="preserve"> </w:t>
+      </w:r>
+      <w:proofErr w:type="spellStart"/>
+      <w:r>
+        <w:rPr>
+          <w:rFonts w:ascii="Times New Roman" w:eastAsia="Times New Roman" w:hAnsi="Times New Roman" w:cs="Times New Roman"/>
+          <w:kern w:val="0"/>
+          <w14:ligatures w14:val="none"/>
+        </w:rPr>
+        <w:t>menggunakan</w:t>
+      </w:r>
+      <w:proofErr w:type="spellEnd"/>
+      <w:r>
+        <w:rPr>
+          <w:rFonts w:ascii="Times New Roman" w:eastAsia="Times New Roman" w:hAnsi="Times New Roman" w:cs="Times New Roman"/>
+          <w:kern w:val="0"/>
+          <w14:ligatures w14:val="none"/>
+        </w:rPr>
+        <w:t xml:space="preserve"> </w:t>
+      </w:r>
+      <w:r>
+        <w:rPr>
+          <w:rFonts w:ascii="Times New Roman" w:eastAsia="Times New Roman" w:hAnsi="Times New Roman" w:cs="Times New Roman"/>
+          <w:i/>
+          <w:iCs/>
+          <w:kern w:val="0"/>
+          <w14:ligatures w14:val="none"/>
+        </w:rPr>
+        <w:t xml:space="preserve">account </w:t>
+      </w:r>
+      <w:proofErr w:type="spellStart"/>
+      <w:r>
+        <w:rPr>
+          <w:rFonts w:ascii="Times New Roman" w:eastAsia="Times New Roman" w:hAnsi="Times New Roman" w:cs="Times New Roman"/>
+          <w:kern w:val="0"/>
+          <w14:ligatures w14:val="none"/>
+        </w:rPr>
+        <w:t>ini</w:t>
+      </w:r>
+      <w:proofErr w:type="spellEnd"/>
+      <w:r>
+        <w:rPr>
+          <w:rFonts w:ascii="Times New Roman" w:eastAsia="Times New Roman" w:hAnsi="Times New Roman" w:cs="Times New Roman"/>
+          <w:kern w:val="0"/>
+          <w14:ligatures w14:val="none"/>
+        </w:rPr>
+        <w:t xml:space="preserve">. Maka </w:t>
+      </w:r>
+      <w:proofErr w:type="spellStart"/>
+      <w:r>
+        <w:rPr>
+          <w:rFonts w:ascii="Times New Roman" w:eastAsia="Times New Roman" w:hAnsi="Times New Roman" w:cs="Times New Roman"/>
+          <w:kern w:val="0"/>
+          <w14:ligatures w14:val="none"/>
+        </w:rPr>
+        <w:t>anda</w:t>
+      </w:r>
+      <w:proofErr w:type="spellEnd"/>
+      <w:r>
+        <w:rPr>
+          <w:rFonts w:ascii="Times New Roman" w:eastAsia="Times New Roman" w:hAnsi="Times New Roman" w:cs="Times New Roman"/>
+          <w:kern w:val="0"/>
+          <w14:ligatures w14:val="none"/>
+        </w:rPr>
+        <w:t xml:space="preserve"> </w:t>
+      </w:r>
+      <w:proofErr w:type="spellStart"/>
+      <w:r>
+        <w:rPr>
+          <w:rFonts w:ascii="Times New Roman" w:eastAsia="Times New Roman" w:hAnsi="Times New Roman" w:cs="Times New Roman"/>
+          <w:kern w:val="0"/>
+          <w14:ligatures w14:val="none"/>
+        </w:rPr>
+        <w:t>perlu</w:t>
+      </w:r>
+      <w:proofErr w:type="spellEnd"/>
+      <w:r>
+        <w:rPr>
+          <w:rFonts w:ascii="Times New Roman" w:eastAsia="Times New Roman" w:hAnsi="Times New Roman" w:cs="Times New Roman"/>
+          <w:kern w:val="0"/>
+          <w14:ligatures w14:val="none"/>
+        </w:rPr>
+        <w:t xml:space="preserve"> </w:t>
+      </w:r>
+      <w:proofErr w:type="spellStart"/>
+      <w:r>
+        <w:rPr>
+          <w:rFonts w:ascii="Times New Roman" w:eastAsia="Times New Roman" w:hAnsi="Times New Roman" w:cs="Times New Roman"/>
+          <w:kern w:val="0"/>
+          <w14:ligatures w14:val="none"/>
+        </w:rPr>
+        <w:t>membuat</w:t>
+      </w:r>
+      <w:proofErr w:type="spellEnd"/>
+      <w:r>
+        <w:rPr>
+          <w:rFonts w:ascii="Times New Roman" w:eastAsia="Times New Roman" w:hAnsi="Times New Roman" w:cs="Times New Roman"/>
+          <w:kern w:val="0"/>
+          <w14:ligatures w14:val="none"/>
+        </w:rPr>
+        <w:t xml:space="preserve"> </w:t>
+      </w:r>
+      <w:r>
+        <w:rPr>
+          <w:rFonts w:ascii="Times New Roman" w:eastAsia="Times New Roman" w:hAnsi="Times New Roman" w:cs="Times New Roman"/>
+          <w:i/>
+          <w:iCs/>
+          <w:kern w:val="0"/>
+          <w14:ligatures w14:val="none"/>
+        </w:rPr>
+        <w:t xml:space="preserve">project </w:t>
+      </w:r>
+      <w:proofErr w:type="spellStart"/>
+      <w:r>
+        <w:rPr>
+          <w:rFonts w:ascii="Times New Roman" w:eastAsia="Times New Roman" w:hAnsi="Times New Roman" w:cs="Times New Roman"/>
+          <w:kern w:val="0"/>
+          <w14:ligatures w14:val="none"/>
+        </w:rPr>
+        <w:t>sebelum</w:t>
+      </w:r>
+      <w:proofErr w:type="spellEnd"/>
+      <w:r>
+        <w:rPr>
+          <w:rFonts w:ascii="Times New Roman" w:eastAsia="Times New Roman" w:hAnsi="Times New Roman" w:cs="Times New Roman"/>
+          <w:kern w:val="0"/>
+          <w14:ligatures w14:val="none"/>
+        </w:rPr>
+        <w:t xml:space="preserve"> </w:t>
+      </w:r>
+      <w:proofErr w:type="spellStart"/>
+      <w:r>
+        <w:rPr>
+          <w:rFonts w:ascii="Times New Roman" w:eastAsia="Times New Roman" w:hAnsi="Times New Roman" w:cs="Times New Roman"/>
+          <w:kern w:val="0"/>
+          <w14:ligatures w14:val="none"/>
+        </w:rPr>
+        <w:t>menggunakan</w:t>
+      </w:r>
+      <w:proofErr w:type="spellEnd"/>
+      <w:r>
+        <w:rPr>
+          <w:rFonts w:ascii="Times New Roman" w:eastAsia="Times New Roman" w:hAnsi="Times New Roman" w:cs="Times New Roman"/>
+          <w:kern w:val="0"/>
+          <w14:ligatures w14:val="none"/>
+        </w:rPr>
+        <w:t xml:space="preserve"> </w:t>
+      </w:r>
+      <w:r>
+        <w:rPr>
+          <w:rFonts w:ascii="Times New Roman" w:eastAsia="Times New Roman" w:hAnsi="Times New Roman" w:cs="Times New Roman"/>
+          <w:i/>
+          <w:iCs/>
+          <w:kern w:val="0"/>
+          <w14:ligatures w14:val="none"/>
+        </w:rPr>
+        <w:t xml:space="preserve">Agent Lab. </w:t>
+      </w:r>
+      <w:r>
+        <w:rPr>
+          <w:rFonts w:ascii="Times New Roman" w:eastAsia="Times New Roman" w:hAnsi="Times New Roman" w:cs="Times New Roman"/>
+          <w:kern w:val="0"/>
+          <w14:ligatures w14:val="none"/>
+        </w:rPr>
+        <w:t xml:space="preserve">Selain </w:t>
+      </w:r>
+      <w:proofErr w:type="spellStart"/>
+      <w:r>
+        <w:rPr>
+          <w:rFonts w:ascii="Times New Roman" w:eastAsia="Times New Roman" w:hAnsi="Times New Roman" w:cs="Times New Roman"/>
+          <w:kern w:val="0"/>
+          <w14:ligatures w14:val="none"/>
+        </w:rPr>
+        <w:t>itu</w:t>
+      </w:r>
+      <w:proofErr w:type="spellEnd"/>
+      <w:r>
+        <w:rPr>
+          <w:rFonts w:ascii="Times New Roman" w:eastAsia="Times New Roman" w:hAnsi="Times New Roman" w:cs="Times New Roman"/>
+          <w:kern w:val="0"/>
+          <w14:ligatures w14:val="none"/>
+        </w:rPr>
+        <w:t xml:space="preserve">, </w:t>
+      </w:r>
+      <w:proofErr w:type="spellStart"/>
+      <w:r>
+        <w:rPr>
+          <w:rFonts w:ascii="Times New Roman" w:eastAsia="Times New Roman" w:hAnsi="Times New Roman" w:cs="Times New Roman"/>
+          <w:kern w:val="0"/>
+          <w14:ligatures w14:val="none"/>
+        </w:rPr>
+        <w:t>anda</w:t>
+      </w:r>
+      <w:proofErr w:type="spellEnd"/>
+      <w:r>
+        <w:rPr>
+          <w:rFonts w:ascii="Times New Roman" w:eastAsia="Times New Roman" w:hAnsi="Times New Roman" w:cs="Times New Roman"/>
+          <w:kern w:val="0"/>
+          <w14:ligatures w14:val="none"/>
+        </w:rPr>
+        <w:t xml:space="preserve"> </w:t>
+      </w:r>
+      <w:proofErr w:type="spellStart"/>
+      <w:r>
+        <w:rPr>
+          <w:rFonts w:ascii="Times New Roman" w:eastAsia="Times New Roman" w:hAnsi="Times New Roman" w:cs="Times New Roman"/>
+          <w:kern w:val="0"/>
+          <w14:ligatures w14:val="none"/>
+        </w:rPr>
+        <w:t>dapat</w:t>
+      </w:r>
+      <w:proofErr w:type="spellEnd"/>
+      <w:r>
+        <w:rPr>
+          <w:rFonts w:ascii="Times New Roman" w:eastAsia="Times New Roman" w:hAnsi="Times New Roman" w:cs="Times New Roman"/>
+          <w:kern w:val="0"/>
+          <w14:ligatures w14:val="none"/>
+        </w:rPr>
+        <w:t xml:space="preserve"> </w:t>
+      </w:r>
+      <w:proofErr w:type="spellStart"/>
+      <w:r>
+        <w:rPr>
+          <w:rFonts w:ascii="Times New Roman" w:eastAsia="Times New Roman" w:hAnsi="Times New Roman" w:cs="Times New Roman"/>
+          <w:kern w:val="0"/>
+          <w14:ligatures w14:val="none"/>
+        </w:rPr>
+        <w:t>menggunakan</w:t>
+      </w:r>
+      <w:proofErr w:type="spellEnd"/>
+      <w:r>
+        <w:rPr>
+          <w:rFonts w:ascii="Times New Roman" w:eastAsia="Times New Roman" w:hAnsi="Times New Roman" w:cs="Times New Roman"/>
+          <w:kern w:val="0"/>
+          <w14:ligatures w14:val="none"/>
+        </w:rPr>
+        <w:t xml:space="preserve"> </w:t>
+      </w:r>
+      <w:r>
+        <w:rPr>
+          <w:rFonts w:ascii="Times New Roman" w:eastAsia="Times New Roman" w:hAnsi="Times New Roman" w:cs="Times New Roman"/>
+          <w:i/>
+          <w:iCs/>
+          <w:kern w:val="0"/>
+          <w14:ligatures w14:val="none"/>
+        </w:rPr>
+        <w:t xml:space="preserve">project </w:t>
+      </w:r>
+      <w:r>
+        <w:rPr>
+          <w:rFonts w:ascii="Times New Roman" w:eastAsia="Times New Roman" w:hAnsi="Times New Roman" w:cs="Times New Roman"/>
+          <w:kern w:val="0"/>
+          <w14:ligatures w14:val="none"/>
+        </w:rPr>
+        <w:t xml:space="preserve">yang </w:t>
+      </w:r>
+      <w:proofErr w:type="spellStart"/>
+      <w:r>
+        <w:rPr>
+          <w:rFonts w:ascii="Times New Roman" w:eastAsia="Times New Roman" w:hAnsi="Times New Roman" w:cs="Times New Roman"/>
+          <w:kern w:val="0"/>
+          <w14:ligatures w14:val="none"/>
+        </w:rPr>
+        <w:t>telah</w:t>
+      </w:r>
+      <w:proofErr w:type="spellEnd"/>
+      <w:r>
+        <w:rPr>
+          <w:rFonts w:ascii="Times New Roman" w:eastAsia="Times New Roman" w:hAnsi="Times New Roman" w:cs="Times New Roman"/>
+          <w:kern w:val="0"/>
+          <w14:ligatures w14:val="none"/>
+        </w:rPr>
+        <w:t xml:space="preserve"> </w:t>
+      </w:r>
+      <w:proofErr w:type="spellStart"/>
+      <w:r>
+        <w:rPr>
+          <w:rFonts w:ascii="Times New Roman" w:eastAsia="Times New Roman" w:hAnsi="Times New Roman" w:cs="Times New Roman"/>
+          <w:kern w:val="0"/>
+          <w14:ligatures w14:val="none"/>
+        </w:rPr>
+        <w:t>ada</w:t>
+      </w:r>
+      <w:proofErr w:type="spellEnd"/>
+      <w:r>
+        <w:rPr>
+          <w:rFonts w:ascii="Times New Roman" w:eastAsia="Times New Roman" w:hAnsi="Times New Roman" w:cs="Times New Roman"/>
+          <w:kern w:val="0"/>
+          <w14:ligatures w14:val="none"/>
+        </w:rPr>
+        <w:t>.</w:t>
       </w:r>
     </w:p>
     <w:p>
@@ -293,6 +1203,7 @@
           <w:rFonts w:ascii="Times New Roman" w:hAnsi="Times New Roman" w:cs="Times New Roman"/>
         </w:rPr>
       </w:pPr>
+      <w:proofErr w:type="spellStart"/>
       <w:r>
         <w:rPr>
           <w:rFonts w:ascii="Times New Roman" w:hAnsi="Times New Roman" w:cs="Times New Roman"/>
@@ -350,6 +1261,7 @@
           <w:shd w:val="clear" w:color="auto" w:fill="FFFFFF"/>
         </w:rPr>
       </w:pPr>
+      <w:proofErr w:type="spellEnd"/>
     </w:p>
     <w:p>
       <w:pPr>
@@ -507,55 +1419,95 @@
           <w14:ligatures w14:val="none"/>
         </w:rPr>
       </w:pPr>
-      <w:r>
-        <w:rPr>
-          <w:rFonts w:ascii="Times New Roman" w:eastAsia="Times New Roman" w:hAnsi="Times New Roman" w:cs="Times New Roman"/>
-          <w:b/>
-          <w:bCs/>
-          <w:kern w:val="0"/>
-          <w14:ligatures w14:val="none"/>
-        </w:rPr>
-        <w:t>Step 2: Associate the Watsonx.ai Servic</w:t>
-      </w:r>
-      <w:r>
-        <w:rPr>
-          <w:rFonts w:ascii="Times New Roman" w:eastAsia="Times New Roman" w:hAnsi="Times New Roman" w:cs="Times New Roman"/>
-          <w:b/>
-          <w:bCs/>
-          <w:kern w:val="0"/>
-          <w14:ligatures w14:val="none"/>
-        </w:rPr>
-        <w:t>e</w:t>
-      </w:r>
-      <w:r>
-        <w:rPr>
-          <w:rFonts w:ascii="Times New Roman" w:eastAsia="Times New Roman" w:hAnsi="Times New Roman" w:cs="Times New Roman"/>
-          <w:b/>
-          <w:bCs/>
-          <w:kern w:val="0"/>
-          <w14:ligatures w14:val="none"/>
-        </w:rPr>
-        <w:t xml:space="preserve"> (No need to repeat this step, if you already did</w:t>
-      </w:r>
-      <w:r>
-        <w:rPr>
-          <w:rFonts w:ascii="Times New Roman" w:eastAsia="Times New Roman" w:hAnsi="Times New Roman" w:cs="Times New Roman"/>
-          <w:b/>
-          <w:bCs/>
-          <w:kern w:val="0"/>
-          <w14:ligatures w14:val="none"/>
-        </w:rPr>
-        <w:t xml:space="preserve"> previously</w:t>
-      </w:r>
-      <w:r>
-        <w:rPr>
-          <w:rFonts w:ascii="Times New Roman" w:eastAsia="Times New Roman" w:hAnsi="Times New Roman" w:cs="Times New Roman"/>
-          <w:b/>
-          <w:bCs/>
-          <w:kern w:val="0"/>
-          <w14:ligatures w14:val="none"/>
-        </w:rPr>
-        <w:t>)</w:t>
+      <w:proofErr w:type="spellStart"/>
+      <w:r>
+        <w:rPr>
+          <w:rFonts w:ascii="Times New Roman" w:eastAsia="Times New Roman" w:hAnsi="Times New Roman" w:cs="Times New Roman"/>
+          <w:b/>
+          <w:bCs/>
+          <w:kern w:val="0"/>
+          <w14:ligatures w14:val="none"/>
+        </w:rPr>
+        <w:t>Tahap</w:t>
+      </w:r>
+      <w:proofErr w:type="spellEnd"/>
+      <w:r>
+        <w:rPr>
+          <w:rFonts w:ascii="Times New Roman" w:eastAsia="Times New Roman" w:hAnsi="Times New Roman" w:cs="Times New Roman"/>
+          <w:b/>
+          <w:bCs/>
+          <w:kern w:val="0"/>
+          <w14:ligatures w14:val="none"/>
+        </w:rPr>
+        <w:t xml:space="preserve"> 2: </w:t>
+      </w:r>
+      <w:proofErr w:type="spellStart"/>
+      <w:r>
+        <w:rPr>
+          <w:rFonts w:ascii="Times New Roman" w:eastAsia="Times New Roman" w:hAnsi="Times New Roman" w:cs="Times New Roman"/>
+          <w:b/>
+          <w:bCs/>
+          <w:kern w:val="0"/>
+          <w14:ligatures w14:val="none"/>
+        </w:rPr>
+        <w:t>Mengasosiasikan</w:t>
+      </w:r>
+      <w:proofErr w:type="spellEnd"/>
+      <w:r>
+        <w:rPr>
+          <w:rFonts w:ascii="Times New Roman" w:eastAsia="Times New Roman" w:hAnsi="Times New Roman" w:cs="Times New Roman"/>
+          <w:b/>
+          <w:bCs/>
+          <w:kern w:val="0"/>
+          <w14:ligatures w14:val="none"/>
+        </w:rPr>
+        <w:t xml:space="preserve"> </w:t>
+      </w:r>
+      <w:proofErr w:type="spellStart"/>
+      <w:proofErr w:type="gramStart"/>
+      <w:r>
+        <w:rPr>
+          <w:rFonts w:ascii="Times New Roman" w:eastAsia="Times New Roman" w:hAnsi="Times New Roman" w:cs="Times New Roman"/>
+          <w:b/>
+          <w:bCs/>
+          <w:kern w:val="0"/>
+          <w14:ligatures w14:val="none"/>
+        </w:rPr>
+        <w:t>watsonx.Ai</w:t>
+      </w:r>
+      <w:proofErr w:type="spellEnd"/>
+      <w:proofErr w:type="gramEnd"/>
+      <w:r>
+        <w:rPr>
+          <w:rFonts w:ascii="Times New Roman" w:eastAsia="Times New Roman" w:hAnsi="Times New Roman" w:cs="Times New Roman"/>
+          <w:b/>
+          <w:bCs/>
+          <w:kern w:val="0"/>
+          <w14:ligatures w14:val="none"/>
+        </w:rPr>
+        <w:t xml:space="preserve"> </w:t>
+      </w:r>
+      <w:proofErr w:type="spellStart"/>
+      <w:r>
+        <w:rPr>
+          <w:rFonts w:ascii="Times New Roman" w:eastAsia="Times New Roman" w:hAnsi="Times New Roman" w:cs="Times New Roman"/>
+          <w:b/>
+          <w:bCs/>
+          <w:kern w:val="0"/>
+          <w14:ligatures w14:val="none"/>
+        </w:rPr>
+        <w:t>dengan</w:t>
+      </w:r>
+      <w:proofErr w:type="spellEnd"/>
+      <w:r>
+        <w:rPr>
+          <w:rFonts w:ascii="Times New Roman" w:eastAsia="Times New Roman" w:hAnsi="Times New Roman" w:cs="Times New Roman"/>
+          <w:b/>
+          <w:bCs/>
+          <w:kern w:val="0"/>
+          <w14:ligatures w14:val="none"/>
+        </w:rPr>
+        <w:t xml:space="preserve"> watsonx.ai Runtime.</w:t>
       </w:r>
     </w:p>
     <w:p>
@@ -575,13 +1527,70 @@
           <w14:ligatures w14:val="none"/>
         </w:rPr>
       </w:pPr>
-      <w:r>
-        <w:rPr>
-          <w:rFonts w:ascii="Times New Roman" w:eastAsia="Times New Roman" w:hAnsi="Times New Roman" w:cs="Times New Roman"/>
-          <w:kern w:val="0"/>
-          <w14:ligatures w14:val="none"/>
-        </w:rPr>
-        <w:t xml:space="preserve">After creating the project, navigate to </w:t>
+      <w:proofErr w:type="spellStart"/>
+      <w:r>
+        <w:rPr>
+          <w:rFonts w:ascii="Times New Roman" w:eastAsia="Times New Roman" w:hAnsi="Times New Roman" w:cs="Times New Roman"/>
+          <w:kern w:val="0"/>
+          <w14:ligatures w14:val="none"/>
+        </w:rPr>
+        <w:t>Setelah</w:t>
+      </w:r>
+      <w:proofErr w:type="spellEnd"/>
+      <w:r>
+        <w:rPr>
+          <w:rFonts w:ascii="Times New Roman" w:eastAsia="Times New Roman" w:hAnsi="Times New Roman" w:cs="Times New Roman"/>
+          <w:kern w:val="0"/>
+          <w14:ligatures w14:val="none"/>
+        </w:rPr>
+        <w:t xml:space="preserve"> </w:t>
+      </w:r>
+      <w:proofErr w:type="spellStart"/>
+      <w:r>
+        <w:rPr>
+          <w:rFonts w:ascii="Times New Roman" w:eastAsia="Times New Roman" w:hAnsi="Times New Roman" w:cs="Times New Roman"/>
+          <w:kern w:val="0"/>
+          <w14:ligatures w14:val="none"/>
+        </w:rPr>
+        <w:t>membuat</w:t>
+      </w:r>
+      <w:proofErr w:type="spellEnd"/>
+      <w:r>
+        <w:rPr>
+          <w:rFonts w:ascii="Times New Roman" w:eastAsia="Times New Roman" w:hAnsi="Times New Roman" w:cs="Times New Roman"/>
+          <w:kern w:val="0"/>
+          <w14:ligatures w14:val="none"/>
+        </w:rPr>
+        <w:t xml:space="preserve"> </w:t>
+      </w:r>
+      <w:r>
+        <w:rPr>
+          <w:rFonts w:ascii="Times New Roman" w:eastAsia="Times New Roman" w:hAnsi="Times New Roman" w:cs="Times New Roman"/>
+          <w:i/>
+          <w:iCs/>
+          <w:kern w:val="0"/>
+          <w14:ligatures w14:val="none"/>
+        </w:rPr>
+        <w:t xml:space="preserve">project, </w:t>
+      </w:r>
+      <w:proofErr w:type="spellStart"/>
+      <w:proofErr w:type="gramStart"/>
+      <w:r>
+        <w:rPr>
+          <w:rFonts w:ascii="Times New Roman" w:eastAsia="Times New Roman" w:hAnsi="Times New Roman" w:cs="Times New Roman"/>
+          <w:kern w:val="0"/>
+          <w14:ligatures w14:val="none"/>
+        </w:rPr>
+        <w:t>buka</w:t>
+      </w:r>
+      <w:proofErr w:type="spellEnd"/>
+      <w:r>
+        <w:rPr>
+          <w:rFonts w:ascii="Times New Roman" w:eastAsia="Times New Roman" w:hAnsi="Times New Roman" w:cs="Times New Roman"/>
+          <w:kern w:val="0"/>
+          <w14:ligatures w14:val="none"/>
+        </w:rPr>
+        <w:t xml:space="preserve">  </w:t>
       </w:r>
       <w:r>
         <w:rPr>
@@ -593,6 +1602,7 @@
         </w:rPr>
         <w:t>Manage</w:t>
       </w:r>
+      <w:proofErr w:type="gramEnd"/>
       <w:r>
         <w:rPr>
           <w:rFonts w:ascii="Times New Roman" w:eastAsia="Times New Roman" w:hAnsi="Times New Roman" w:cs="Times New Roman"/>
@@ -655,32 +1665,168 @@
           <w14:ligatures w14:val="none"/>
         </w:rPr>
       </w:pPr>
-      <w:r>
-        <w:rPr>
-          <w:rFonts w:ascii="Times New Roman" w:eastAsia="Times New Roman" w:hAnsi="Times New Roman" w:cs="Times New Roman"/>
-          <w:kern w:val="0"/>
-          <w14:ligatures w14:val="none"/>
-        </w:rPr>
-        <w:t xml:space="preserve">Select </w:t>
-      </w:r>
-      <w:r>
-        <w:rPr>
-          <w:rFonts w:ascii="Times New Roman" w:eastAsia="Times New Roman" w:hAnsi="Times New Roman" w:cs="Times New Roman"/>
-          <w:b/>
-          <w:bCs/>
-          <w:kern w:val="0"/>
-          <w14:ligatures w14:val="none"/>
-        </w:rPr>
-        <w:t>Watsonx.ai</w:t>
-      </w:r>
-      <w:r>
-        <w:rPr>
-          <w:rFonts w:ascii="Times New Roman" w:eastAsia="Times New Roman" w:hAnsi="Times New Roman" w:cs="Times New Roman"/>
-          <w:kern w:val="0"/>
-          <w14:ligatures w14:val="none"/>
-        </w:rPr>
-        <w:t xml:space="preserve"> and associate it with your project.</w:t>
-      </w:r>
+      <w:proofErr w:type="spellStart"/>
+      <w:r>
+        <w:rPr>
+          <w:rFonts w:ascii="Times New Roman" w:eastAsia="Times New Roman" w:hAnsi="Times New Roman" w:cs="Times New Roman"/>
+          <w:kern w:val="0"/>
+          <w14:ligatures w14:val="none"/>
+        </w:rPr>
+        <w:t>Pilih</w:t>
+      </w:r>
+      <w:proofErr w:type="spellEnd"/>
+      <w:r>
+        <w:rPr>
+          <w:rFonts w:ascii="Times New Roman" w:eastAsia="Times New Roman" w:hAnsi="Times New Roman" w:cs="Times New Roman"/>
+          <w:kern w:val="0"/>
+          <w14:ligatures w14:val="none"/>
+        </w:rPr>
+        <w:t xml:space="preserve"> </w:t>
+      </w:r>
+      <w:r>
+        <w:rPr>
+          <w:rFonts w:ascii="Times New Roman" w:eastAsia="Times New Roman" w:hAnsi="Times New Roman" w:cs="Times New Roman"/>
+          <w:b/>
+          <w:bCs/>
+          <w:kern w:val="0"/>
+          <w14:ligatures w14:val="none"/>
+        </w:rPr>
+        <w:t>w</w:t>
+      </w:r>
+      <w:r>
+        <w:rPr>
+          <w:rFonts w:ascii="Times New Roman" w:eastAsia="Times New Roman" w:hAnsi="Times New Roman" w:cs="Times New Roman"/>
+          <w:b/>
+          <w:bCs/>
+          <w:kern w:val="0"/>
+          <w14:ligatures w14:val="none"/>
+        </w:rPr>
+        <w:t>atsonx.ai</w:t>
+      </w:r>
+      <w:r>
+        <w:rPr>
+          <w:rFonts w:ascii="Times New Roman" w:eastAsia="Times New Roman" w:hAnsi="Times New Roman" w:cs="Times New Roman"/>
+          <w:kern w:val="0"/>
+          <w14:ligatures w14:val="none"/>
+        </w:rPr>
+        <w:t xml:space="preserve"> </w:t>
+      </w:r>
+      <w:r>
+        <w:rPr>
+          <w:rFonts w:ascii="Times New Roman" w:eastAsia="Times New Roman" w:hAnsi="Times New Roman" w:cs="Times New Roman"/>
+          <w:kern w:val="0"/>
+          <w14:ligatures w14:val="none"/>
+        </w:rPr>
+        <w:t>dan</w:t>
+      </w:r>
+      <w:r>
+        <w:rPr>
+          <w:rFonts w:ascii="Times New Roman" w:eastAsia="Times New Roman" w:hAnsi="Times New Roman" w:cs="Times New Roman"/>
+          <w:kern w:val="0"/>
+          <w14:ligatures w14:val="none"/>
+        </w:rPr>
+        <w:t xml:space="preserve"> </w:t>
+      </w:r>
+      <w:proofErr w:type="spellStart"/>
+      <w:r>
+        <w:rPr>
+          <w:rFonts w:ascii="Times New Roman" w:eastAsia="Times New Roman" w:hAnsi="Times New Roman" w:cs="Times New Roman"/>
+          <w:kern w:val="0"/>
+          <w14:ligatures w14:val="none"/>
+        </w:rPr>
+        <w:t>asosiasikan</w:t>
+      </w:r>
+      <w:proofErr w:type="spellEnd"/>
+      <w:r>
+        <w:rPr>
+          <w:rFonts w:ascii="Times New Roman" w:eastAsia="Times New Roman" w:hAnsi="Times New Roman" w:cs="Times New Roman"/>
+          <w:kern w:val="0"/>
+          <w14:ligatures w14:val="none"/>
+        </w:rPr>
+        <w:t xml:space="preserve"> </w:t>
+      </w:r>
+      <w:proofErr w:type="spellStart"/>
+      <w:r>
+        <w:rPr>
+          <w:rFonts w:ascii="Times New Roman" w:eastAsia="Times New Roman" w:hAnsi="Times New Roman" w:cs="Times New Roman"/>
+          <w:kern w:val="0"/>
+          <w14:ligatures w14:val="none"/>
+        </w:rPr>
+        <w:t>dengan</w:t>
+      </w:r>
+      <w:proofErr w:type="spellEnd"/>
+      <w:r>
+        <w:rPr>
+          <w:rFonts w:ascii="Times New Roman" w:eastAsia="Times New Roman" w:hAnsi="Times New Roman" w:cs="Times New Roman"/>
+          <w:kern w:val="0"/>
+          <w14:ligatures w14:val="none"/>
+        </w:rPr>
+        <w:t xml:space="preserve"> </w:t>
+      </w:r>
+      <w:r>
+        <w:rPr>
+          <w:rFonts w:ascii="Times New Roman" w:eastAsia="Times New Roman" w:hAnsi="Times New Roman" w:cs="Times New Roman"/>
+          <w:i/>
+          <w:iCs/>
+          <w:kern w:val="0"/>
+          <w14:ligatures w14:val="none"/>
+        </w:rPr>
+        <w:t xml:space="preserve">project </w:t>
+      </w:r>
+      <w:r>
+        <w:rPr>
+          <w:rFonts w:ascii="Times New Roman" w:eastAsia="Times New Roman" w:hAnsi="Times New Roman" w:cs="Times New Roman"/>
+          <w:kern w:val="0"/>
+          <w14:ligatures w14:val="none"/>
+        </w:rPr>
+        <w:t xml:space="preserve">yang </w:t>
+      </w:r>
+      <w:proofErr w:type="spellStart"/>
+      <w:r>
+        <w:rPr>
+          <w:rFonts w:ascii="Times New Roman" w:eastAsia="Times New Roman" w:hAnsi="Times New Roman" w:cs="Times New Roman"/>
+          <w:kern w:val="0"/>
+          <w14:ligatures w14:val="none"/>
+        </w:rPr>
+        <w:t>ada</w:t>
+      </w:r>
+      <w:proofErr w:type="spellEnd"/>
+      <w:r>
+        <w:rPr>
+          <w:rFonts w:ascii="Times New Roman" w:eastAsia="Times New Roman" w:hAnsi="Times New Roman" w:cs="Times New Roman"/>
+          <w:kern w:val="0"/>
+          <w14:ligatures w14:val="none"/>
+        </w:rPr>
+        <w:t>.</w:t>
+      </w:r>
+    </w:p>
+    <w:p>
+      <w:pPr>
+        <w:spacing w:after="0" w:line="240" w:lineRule="auto"/>
+        <w:outlineLvl w:val="2"/>
+        <w:rPr>
+          <w:rFonts w:ascii="Times New Roman" w:eastAsia="Times New Roman" w:hAnsi="Times New Roman" w:cs="Times New Roman"/>
+          <w:b/>
+          <w:bCs/>
+          <w:kern w:val="0"/>
+          <w14:ligatures w14:val="none"/>
+        </w:rPr>
+      </w:pPr>
+    </w:p>
+    <w:p>
+      <w:pPr>
+        <w:spacing w:after="0" w:line="240" w:lineRule="auto"/>
+        <w:outlineLvl w:val="2"/>
+        <w:rPr>
+          <w:rFonts w:ascii="Times New Roman" w:eastAsia="Times New Roman" w:hAnsi="Times New Roman" w:cs="Times New Roman"/>
+          <w:b/>
+          <w:bCs/>
+          <w:i/>
+          <w:iCs/>
+          <w:kern w:val="0"/>
+          <w14:ligatures w14:val="none"/>
+        </w:rPr>
+      </w:pPr>
     </w:p>
     <w:p>
       <w:pPr>
@@ -780,6 +1926,60 @@
         </w:rPr>
         <w:t>Step 3: Add a New Asset</w:t>
       </w:r>
+      <w:r>
+        <w:rPr>
+          <w:rFonts w:ascii="Times New Roman" w:eastAsia="Times New Roman" w:hAnsi="Times New Roman" w:cs="Times New Roman"/>
+          <w:b/>
+          <w:bCs/>
+          <w:kern w:val="0"/>
+          <w14:ligatures w14:val="none"/>
+        </w:rPr>
+        <w:t xml:space="preserve"> </w:t>
+      </w:r>
+      <w:proofErr w:type="spellStart"/>
+      <w:r>
+        <w:rPr>
+          <w:rFonts w:ascii="Times New Roman" w:eastAsia="Times New Roman" w:hAnsi="Times New Roman" w:cs="Times New Roman"/>
+          <w:b/>
+          <w:bCs/>
+          <w:kern w:val="0"/>
+          <w14:ligatures w14:val="none"/>
+        </w:rPr>
+        <w:t>Tahap</w:t>
+      </w:r>
+      <w:proofErr w:type="spellEnd"/>
+      <w:r>
+        <w:rPr>
+          <w:rFonts w:ascii="Times New Roman" w:eastAsia="Times New Roman" w:hAnsi="Times New Roman" w:cs="Times New Roman"/>
+          <w:b/>
+          <w:bCs/>
+          <w:kern w:val="0"/>
+          <w14:ligatures w14:val="none"/>
+        </w:rPr>
+        <w:t xml:space="preserve"> 3: </w:t>
+      </w:r>
+      <w:proofErr w:type="spellStart"/>
+      <w:r>
+        <w:rPr>
+          <w:rFonts w:ascii="Times New Roman" w:eastAsia="Times New Roman" w:hAnsi="Times New Roman" w:cs="Times New Roman"/>
+          <w:b/>
+          <w:bCs/>
+          <w:kern w:val="0"/>
+          <w14:ligatures w14:val="none"/>
+        </w:rPr>
+        <w:t>Tambahkan</w:t>
+      </w:r>
+      <w:proofErr w:type="spellEnd"/>
+      <w:r>
+        <w:rPr>
+          <w:rFonts w:ascii="Times New Roman" w:eastAsia="Times New Roman" w:hAnsi="Times New Roman" w:cs="Times New Roman"/>
+          <w:b/>
+          <w:bCs/>
+          <w:kern w:val="0"/>
+          <w14:ligatures w14:val="none"/>
+        </w:rPr>
+        <w:t xml:space="preserve"> Asset Baru</w:t>
+      </w:r>
     </w:p>
     <w:p>
       <w:pPr>
@@ -801,43 +2001,89 @@
           <w:kern w:val="0"/>
           <w14:ligatures w14:val="none"/>
         </w:rPr>
-        <w:t xml:space="preserve">Go to the </w:t>
-      </w:r>
-      <w:r>
-        <w:rPr>
-          <w:rFonts w:ascii="Times New Roman" w:eastAsia="Times New Roman" w:hAnsi="Times New Roman" w:cs="Times New Roman"/>
-          <w:b/>
-          <w:bCs/>
-          <w:kern w:val="0"/>
-          <w14:ligatures w14:val="none"/>
-        </w:rPr>
-        <w:t>Assets</w:t>
-      </w:r>
-      <w:r>
-        <w:rPr>
-          <w:rFonts w:ascii="Times New Roman" w:eastAsia="Times New Roman" w:hAnsi="Times New Roman" w:cs="Times New Roman"/>
-          <w:kern w:val="0"/>
-          <w14:ligatures w14:val="none"/>
-        </w:rPr>
-        <w:t xml:space="preserve"> tab and click </w:t>
-      </w:r>
-      <w:r>
-        <w:rPr>
-          <w:rFonts w:ascii="Times New Roman" w:eastAsia="Times New Roman" w:hAnsi="Times New Roman" w:cs="Times New Roman"/>
-          <w:b/>
-          <w:bCs/>
+        <w:t xml:space="preserve">Pergi </w:t>
+      </w:r>
+      <w:proofErr w:type="spellStart"/>
+      <w:r>
+        <w:rPr>
+          <w:rFonts w:ascii="Times New Roman" w:eastAsia="Times New Roman" w:hAnsi="Times New Roman" w:cs="Times New Roman"/>
+          <w:kern w:val="0"/>
+          <w14:ligatures w14:val="none"/>
+        </w:rPr>
+        <w:t>ke</w:t>
+      </w:r>
+      <w:proofErr w:type="spellEnd"/>
+      <w:r>
+        <w:rPr>
+          <w:rFonts w:ascii="Times New Roman" w:eastAsia="Times New Roman" w:hAnsi="Times New Roman" w:cs="Times New Roman"/>
+          <w:kern w:val="0"/>
+          <w14:ligatures w14:val="none"/>
+        </w:rPr>
+        <w:t xml:space="preserve"> </w:t>
+      </w:r>
+      <w:proofErr w:type="spellStart"/>
+      <w:r>
+        <w:rPr>
+          <w:rFonts w:ascii="Times New Roman" w:eastAsia="Times New Roman" w:hAnsi="Times New Roman" w:cs="Times New Roman"/>
+          <w:kern w:val="0"/>
+          <w14:ligatures w14:val="none"/>
+        </w:rPr>
+        <w:t>halaman</w:t>
+      </w:r>
+      <w:proofErr w:type="spellEnd"/>
+      <w:r>
+        <w:rPr>
+          <w:rFonts w:ascii="Times New Roman" w:eastAsia="Times New Roman" w:hAnsi="Times New Roman" w:cs="Times New Roman"/>
+          <w:kern w:val="0"/>
+          <w14:ligatures w14:val="none"/>
+        </w:rPr>
+        <w:t xml:space="preserve"> </w:t>
+      </w:r>
+      <w:r>
+        <w:rPr>
+          <w:rFonts w:ascii="Times New Roman" w:eastAsia="Times New Roman" w:hAnsi="Times New Roman" w:cs="Times New Roman"/>
+          <w:i/>
+          <w:iCs/>
+          <w:kern w:val="0"/>
+          <w14:ligatures w14:val="none"/>
+        </w:rPr>
+        <w:t xml:space="preserve">Assets Tab </w:t>
+      </w:r>
+      <w:r>
+        <w:rPr>
+          <w:rFonts w:ascii="Times New Roman" w:eastAsia="Times New Roman" w:hAnsi="Times New Roman" w:cs="Times New Roman"/>
+          <w:kern w:val="0"/>
+          <w14:ligatures w14:val="none"/>
+        </w:rPr>
+        <w:t xml:space="preserve">dan </w:t>
+      </w:r>
+      <w:proofErr w:type="spellStart"/>
+      <w:r>
+        <w:rPr>
+          <w:rFonts w:ascii="Times New Roman" w:eastAsia="Times New Roman" w:hAnsi="Times New Roman" w:cs="Times New Roman"/>
+          <w:kern w:val="0"/>
+          <w14:ligatures w14:val="none"/>
+        </w:rPr>
+        <w:t>klik</w:t>
+      </w:r>
+      <w:proofErr w:type="spellEnd"/>
+      <w:r>
+        <w:rPr>
+          <w:rFonts w:ascii="Times New Roman" w:eastAsia="Times New Roman" w:hAnsi="Times New Roman" w:cs="Times New Roman"/>
+          <w:kern w:val="0"/>
+          <w14:ligatures w14:val="none"/>
+        </w:rPr>
+        <w:t xml:space="preserve"> </w:t>
+      </w:r>
+      <w:r>
+        <w:rPr>
+          <w:rFonts w:ascii="Times New Roman" w:eastAsia="Times New Roman" w:hAnsi="Times New Roman" w:cs="Times New Roman"/>
+          <w:i/>
+          <w:iCs/>
           <w:kern w:val="0"/>
           <w14:ligatures w14:val="none"/>
         </w:rPr>
         <w:t>New Asset</w:t>
-      </w:r>
-      <w:r>
-        <w:rPr>
-          <w:rFonts w:ascii="Times New Roman" w:eastAsia="Times New Roman" w:hAnsi="Times New Roman" w:cs="Times New Roman"/>
-          <w:kern w:val="0"/>
-          <w14:ligatures w14:val="none"/>
-        </w:rPr>
-        <w:t>.</w:t>
       </w:r>
     </w:p>
     <w:p>
@@ -1013,6 +2259,82 @@
         </w:rPr>
         <w:t>Step 4: Create the notebooks</w:t>
       </w:r>
+      <w:r>
+        <w:rPr>
+          <w:rFonts w:ascii="Times New Roman" w:eastAsia="Times New Roman" w:hAnsi="Times New Roman" w:cs="Times New Roman"/>
+          <w:b/>
+          <w:bCs/>
+          <w:kern w:val="0"/>
+          <w14:ligatures w14:val="none"/>
+        </w:rPr>
+        <w:t xml:space="preserve"> </w:t>
+      </w:r>
+      <w:proofErr w:type="spellStart"/>
+      <w:r>
+        <w:rPr>
+          <w:rFonts w:ascii="Times New Roman" w:eastAsia="Times New Roman" w:hAnsi="Times New Roman" w:cs="Times New Roman"/>
+          <w:b/>
+          <w:bCs/>
+          <w:kern w:val="0"/>
+          <w14:ligatures w14:val="none"/>
+        </w:rPr>
+        <w:t>Tahap</w:t>
+      </w:r>
+      <w:proofErr w:type="spellEnd"/>
+      <w:r>
+        <w:rPr>
+          <w:rFonts w:ascii="Times New Roman" w:eastAsia="Times New Roman" w:hAnsi="Times New Roman" w:cs="Times New Roman"/>
+          <w:b/>
+          <w:bCs/>
+          <w:kern w:val="0"/>
+          <w14:ligatures w14:val="none"/>
+        </w:rPr>
+        <w:t xml:space="preserve"> 4: </w:t>
+      </w:r>
+      <w:proofErr w:type="spellStart"/>
+      <w:r>
+        <w:rPr>
+          <w:rFonts w:ascii="Times New Roman" w:eastAsia="Times New Roman" w:hAnsi="Times New Roman" w:cs="Times New Roman"/>
+          <w:b/>
+          <w:bCs/>
+          <w:kern w:val="0"/>
+          <w14:ligatures w14:val="none"/>
+        </w:rPr>
+        <w:t>Buat</w:t>
+      </w:r>
+      <w:proofErr w:type="spellEnd"/>
+      <w:r>
+        <w:rPr>
+          <w:rFonts w:ascii="Times New Roman" w:eastAsia="Times New Roman" w:hAnsi="Times New Roman" w:cs="Times New Roman"/>
+          <w:b/>
+          <w:bCs/>
+          <w:kern w:val="0"/>
+          <w14:ligatures w14:val="none"/>
+        </w:rPr>
+        <w:t xml:space="preserve"> </w:t>
+      </w:r>
+      <w:proofErr w:type="spellStart"/>
+      <w:r>
+        <w:rPr>
+          <w:rFonts w:ascii="Times New Roman" w:eastAsia="Times New Roman" w:hAnsi="Times New Roman" w:cs="Times New Roman"/>
+          <w:b/>
+          <w:bCs/>
+          <w:kern w:val="0"/>
+          <w14:ligatures w14:val="none"/>
+        </w:rPr>
+        <w:t>notebooknya</w:t>
+      </w:r>
+      <w:proofErr w:type="spellEnd"/>
+      <w:r>
+        <w:rPr>
+          <w:rFonts w:ascii="Times New Roman" w:eastAsia="Times New Roman" w:hAnsi="Times New Roman" w:cs="Times New Roman"/>
+          <w:b/>
+          <w:bCs/>
+          <w:kern w:val="0"/>
+          <w14:ligatures w14:val="none"/>
+        </w:rPr>
+        <w:t>.</w:t>
+      </w:r>
     </w:p>
     <w:p>
       <w:pPr>
@@ -1034,25 +2356,83 @@
           <w:kern w:val="0"/>
           <w14:ligatures w14:val="none"/>
         </w:rPr>
-        <w:t xml:space="preserve">Search for </w:t>
-      </w:r>
-      <w:r>
-        <w:rPr>
-          <w:rFonts w:ascii="Times New Roman" w:eastAsia="Times New Roman" w:hAnsi="Times New Roman" w:cs="Times New Roman"/>
-          <w:b/>
-          <w:bCs/>
-          <w:kern w:val="0"/>
-          <w14:ligatures w14:val="none"/>
-        </w:rPr>
-        <w:t>"Work with data and models in Python or R notebooks"</w:t>
-      </w:r>
-      <w:r>
-        <w:rPr>
-          <w:rFonts w:ascii="Times New Roman" w:eastAsia="Times New Roman" w:hAnsi="Times New Roman" w:cs="Times New Roman"/>
-          <w:kern w:val="0"/>
-          <w14:ligatures w14:val="none"/>
-        </w:rPr>
-        <w:t xml:space="preserve"> and click to create a notebook.</w:t>
+        <w:t xml:space="preserve">Cari </w:t>
+      </w:r>
+      <w:r>
+        <w:rPr>
+          <w:rFonts w:ascii="Times New Roman" w:eastAsia="Times New Roman" w:hAnsi="Times New Roman" w:cs="Times New Roman"/>
+          <w:b/>
+          <w:bCs/>
+          <w:kern w:val="0"/>
+          <w14:ligatures w14:val="none"/>
+        </w:rPr>
+        <w:t>"Work with data and models in Python or R notebooks</w:t>
+      </w:r>
+      <w:proofErr w:type="gramStart"/>
+      <w:r>
+        <w:rPr>
+          <w:rFonts w:ascii="Times New Roman" w:eastAsia="Times New Roman" w:hAnsi="Times New Roman" w:cs="Times New Roman"/>
+          <w:b/>
+          <w:bCs/>
+          <w:kern w:val="0"/>
+          <w14:ligatures w14:val="none"/>
+        </w:rPr>
+        <w:t>"</w:t>
+      </w:r>
+      <w:r>
+        <w:rPr>
+          <w:rFonts w:ascii="Times New Roman" w:eastAsia="Times New Roman" w:hAnsi="Times New Roman" w:cs="Times New Roman"/>
+          <w:b/>
+          <w:bCs/>
+          <w:kern w:val="0"/>
+          <w14:ligatures w14:val="none"/>
+        </w:rPr>
+        <w:t xml:space="preserve"> </w:t>
+      </w:r>
+      <w:r>
+        <w:rPr>
+          <w:rFonts w:ascii="Times New Roman" w:eastAsia="Times New Roman" w:hAnsi="Times New Roman" w:cs="Times New Roman"/>
+          <w:kern w:val="0"/>
+          <w14:ligatures w14:val="none"/>
+        </w:rPr>
+        <w:t xml:space="preserve"> dan</w:t>
+      </w:r>
+      <w:proofErr w:type="gramEnd"/>
+      <w:r>
+        <w:rPr>
+          <w:rFonts w:ascii="Times New Roman" w:eastAsia="Times New Roman" w:hAnsi="Times New Roman" w:cs="Times New Roman"/>
+          <w:kern w:val="0"/>
+          <w14:ligatures w14:val="none"/>
+        </w:rPr>
+        <w:t xml:space="preserve"> </w:t>
+      </w:r>
+      <w:proofErr w:type="spellStart"/>
+      <w:r>
+        <w:rPr>
+          <w:rFonts w:ascii="Times New Roman" w:eastAsia="Times New Roman" w:hAnsi="Times New Roman" w:cs="Times New Roman"/>
+          <w:kern w:val="0"/>
+          <w14:ligatures w14:val="none"/>
+        </w:rPr>
+        <w:t>klik</w:t>
+      </w:r>
+      <w:proofErr w:type="spellEnd"/>
+      <w:r>
+        <w:rPr>
+          <w:rFonts w:ascii="Times New Roman" w:eastAsia="Times New Roman" w:hAnsi="Times New Roman" w:cs="Times New Roman"/>
+          <w:kern w:val="0"/>
+          <w14:ligatures w14:val="none"/>
+        </w:rPr>
+        <w:t xml:space="preserve"> “</w:t>
+      </w:r>
+      <w:r>
+        <w:rPr>
+          <w:rFonts w:ascii="Times New Roman" w:eastAsia="Times New Roman" w:hAnsi="Times New Roman" w:cs="Times New Roman"/>
+          <w:b/>
+          <w:bCs/>
+          <w:kern w:val="0"/>
+          <w14:ligatures w14:val="none"/>
+        </w:rPr>
+        <w:t>Create a notebook”</w:t>
       </w:r>
     </w:p>
     <w:p>
@@ -1355,6 +2735,7 @@
           <w14:ligatures w14:val="none"/>
         </w:rPr>
       </w:pPr>
+      <w:proofErr w:type="spellStart"/>
       <w:r>
         <w:rPr>
           <w:rFonts w:ascii="Times New Roman" w:eastAsia="Times New Roman" w:hAnsi="Times New Roman" w:cs="Times New Roman"/>
@@ -1364,8 +2745,75 @@
           <w14:ligatures w14:val="none"/>
         </w:rPr>
         <w:lastRenderedPageBreak/>
-        <w:t>Step 5: Upload the files</w:t>
-      </w:r>
+        <w:t>Tahap</w:t>
+      </w:r>
+      <w:proofErr w:type="spellEnd"/>
+      <w:r>
+        <w:rPr>
+          <w:rFonts w:ascii="Times New Roman" w:eastAsia="Times New Roman" w:hAnsi="Times New Roman" w:cs="Times New Roman"/>
+          <w:b/>
+          <w:bCs/>
+          <w:kern w:val="0"/>
+          <w14:ligatures w14:val="none"/>
+        </w:rPr>
+        <w:t xml:space="preserve"> 5: </w:t>
+      </w:r>
+      <w:r>
+        <w:rPr>
+          <w:rFonts w:ascii="Times New Roman" w:eastAsia="Times New Roman" w:hAnsi="Times New Roman" w:cs="Times New Roman"/>
+          <w:b/>
+          <w:bCs/>
+          <w:i/>
+          <w:iCs/>
+          <w:kern w:val="0"/>
+          <w14:ligatures w14:val="none"/>
+        </w:rPr>
+        <w:t xml:space="preserve">Upload files </w:t>
+      </w:r>
+      <w:r>
+        <w:rPr>
+          <w:rFonts w:ascii="Times New Roman" w:eastAsia="Times New Roman" w:hAnsi="Times New Roman" w:cs="Times New Roman"/>
+          <w:b/>
+          <w:bCs/>
+          <w:kern w:val="0"/>
+          <w14:ligatures w14:val="none"/>
+        </w:rPr>
+        <w:t xml:space="preserve">yang </w:t>
+      </w:r>
+      <w:proofErr w:type="spellStart"/>
+      <w:r>
+        <w:rPr>
+          <w:rFonts w:ascii="Times New Roman" w:eastAsia="Times New Roman" w:hAnsi="Times New Roman" w:cs="Times New Roman"/>
+          <w:b/>
+          <w:bCs/>
+          <w:kern w:val="0"/>
+          <w14:ligatures w14:val="none"/>
+        </w:rPr>
+        <w:t>telah</w:t>
+      </w:r>
+      <w:proofErr w:type="spellEnd"/>
+      <w:r>
+        <w:rPr>
+          <w:rFonts w:ascii="Times New Roman" w:eastAsia="Times New Roman" w:hAnsi="Times New Roman" w:cs="Times New Roman"/>
+          <w:b/>
+          <w:bCs/>
+          <w:kern w:val="0"/>
+          <w14:ligatures w14:val="none"/>
+        </w:rPr>
+        <w:t xml:space="preserve"> </w:t>
+      </w:r>
+      <w:proofErr w:type="spellStart"/>
+      <w:r>
+        <w:rPr>
+          <w:rFonts w:ascii="Times New Roman" w:eastAsia="Times New Roman" w:hAnsi="Times New Roman" w:cs="Times New Roman"/>
+          <w:b/>
+          <w:bCs/>
+          <w:kern w:val="0"/>
+          <w14:ligatures w14:val="none"/>
+        </w:rPr>
+        <w:t>diberikan</w:t>
+      </w:r>
+      <w:proofErr w:type="spellEnd"/>
     </w:p>
     <w:p>
       <w:pPr>
@@ -1380,13 +2828,31 @@
           <w14:ligatures w14:val="none"/>
         </w:rPr>
       </w:pPr>
-      <w:r>
-        <w:rPr>
-          <w:rFonts w:ascii="Times New Roman" w:eastAsia="Times New Roman" w:hAnsi="Times New Roman" w:cs="Times New Roman"/>
-          <w:kern w:val="0"/>
-          <w14:ligatures w14:val="none"/>
-        </w:rPr>
-        <w:t xml:space="preserve">Click on </w:t>
+      <w:proofErr w:type="spellStart"/>
+      <w:r>
+        <w:rPr>
+          <w:rFonts w:ascii="Times New Roman" w:eastAsia="Times New Roman" w:hAnsi="Times New Roman" w:cs="Times New Roman"/>
+          <w:kern w:val="0"/>
+          <w14:ligatures w14:val="none"/>
+        </w:rPr>
+        <w:t>Klik</w:t>
+      </w:r>
+      <w:proofErr w:type="spellEnd"/>
+      <w:r>
+        <w:rPr>
+          <w:rFonts w:ascii="Times New Roman" w:eastAsia="Times New Roman" w:hAnsi="Times New Roman" w:cs="Times New Roman"/>
+          <w:kern w:val="0"/>
+          <w14:ligatures w14:val="none"/>
+        </w:rPr>
+        <w:t xml:space="preserve"> </w:t>
+      </w:r>
+      <w:r>
+        <w:rPr>
+          <w:rFonts w:ascii="Times New Roman" w:eastAsia="Times New Roman" w:hAnsi="Times New Roman" w:cs="Times New Roman"/>
+          <w:kern w:val="0"/>
+          <w14:ligatures w14:val="none"/>
+        </w:rPr>
+        <w:t>“</w:t>
       </w:r>
       <w:r>
         <w:rPr>
@@ -1405,6 +2871,14 @@
           <w14:ligatures w14:val="none"/>
         </w:rPr>
         <w:t>.</w:t>
+      </w:r>
+      <w:r>
+        <w:rPr>
+          <w:rFonts w:ascii="Times New Roman" w:eastAsia="Times New Roman" w:hAnsi="Times New Roman" w:cs="Times New Roman"/>
+          <w:kern w:val="0"/>
+          <w14:ligatures w14:val="none"/>
+        </w:rPr>
+        <w:t>”</w:t>
       </w:r>
     </w:p>
     <w:p>
@@ -1421,22 +2895,54 @@
       <w:r>
         <w:rPr>
           <w:rFonts w:ascii="Times New Roman" w:eastAsia="Times New Roman" w:hAnsi="Times New Roman" w:cs="Times New Roman"/>
-        </w:rPr>
-        <w:t xml:space="preserve">Upload notebook for vector index creation using the </w:t>
-      </w:r>
-      <w:r>
-        <w:rPr>
-          <w:rFonts w:ascii="Times New Roman" w:eastAsia="Times New Roman" w:hAnsi="Times New Roman" w:cs="Times New Roman"/>
-          <w:b/>
-          <w:bCs/>
-        </w:rPr>
-        <w:t>Browse</w:t>
-      </w:r>
-      <w:r>
-        <w:rPr>
-          <w:rFonts w:ascii="Times New Roman" w:eastAsia="Times New Roman" w:hAnsi="Times New Roman" w:cs="Times New Roman"/>
-        </w:rPr>
-        <w:t xml:space="preserve"> option.</w:t>
+          <w:i/>
+          <w:iCs/>
+        </w:rPr>
+        <w:t xml:space="preserve">Upload notebook </w:t>
+      </w:r>
+      <w:proofErr w:type="spellStart"/>
+      <w:r>
+        <w:rPr>
+          <w:rFonts w:ascii="Times New Roman" w:eastAsia="Times New Roman" w:hAnsi="Times New Roman" w:cs="Times New Roman"/>
+        </w:rPr>
+        <w:t>untuk</w:t>
+      </w:r>
+      <w:proofErr w:type="spellEnd"/>
+      <w:r>
+        <w:rPr>
+          <w:rFonts w:ascii="Times New Roman" w:eastAsia="Times New Roman" w:hAnsi="Times New Roman" w:cs="Times New Roman"/>
+        </w:rPr>
+        <w:t xml:space="preserve"> </w:t>
+      </w:r>
+      <w:r>
+        <w:rPr>
+          <w:rFonts w:ascii="Times New Roman" w:eastAsia="Times New Roman" w:hAnsi="Times New Roman" w:cs="Times New Roman"/>
+          <w:i/>
+          <w:iCs/>
+        </w:rPr>
+        <w:t xml:space="preserve">vector index creation </w:t>
+      </w:r>
+      <w:proofErr w:type="spellStart"/>
+      <w:r>
+        <w:rPr>
+          <w:rFonts w:ascii="Times New Roman" w:eastAsia="Times New Roman" w:hAnsi="Times New Roman" w:cs="Times New Roman"/>
+        </w:rPr>
+        <w:t>menggunakan</w:t>
+      </w:r>
+      <w:proofErr w:type="spellEnd"/>
+      <w:r>
+        <w:rPr>
+          <w:rFonts w:ascii="Times New Roman" w:eastAsia="Times New Roman" w:hAnsi="Times New Roman" w:cs="Times New Roman"/>
+        </w:rPr>
+        <w:t xml:space="preserve"> </w:t>
+      </w:r>
+      <w:r>
+        <w:rPr>
+          <w:rFonts w:ascii="Times New Roman" w:eastAsia="Times New Roman" w:hAnsi="Times New Roman" w:cs="Times New Roman"/>
+          <w:i/>
+          <w:iCs/>
+        </w:rPr>
+        <w:t xml:space="preserve">Browse </w:t>
       </w:r>
     </w:p>
     <w:p>
@@ -1490,25 +2996,63 @@
           <w:rFonts w:ascii="Times New Roman" w:eastAsia="Times New Roman" w:hAnsi="Times New Roman" w:cs="Times New Roman"/>
         </w:rPr>
       </w:pPr>
-      <w:r>
-        <w:rPr>
-          <w:rFonts w:ascii="Times New Roman" w:eastAsia="Times New Roman" w:hAnsi="Times New Roman" w:cs="Times New Roman"/>
-        </w:rPr>
-        <w:t>Click on C</w:t>
-      </w:r>
-      <w:r>
-        <w:rPr>
-          <w:rFonts w:ascii="Times New Roman" w:eastAsia="Times New Roman" w:hAnsi="Times New Roman" w:cs="Times New Roman"/>
-          <w:b/>
-          <w:bCs/>
-        </w:rPr>
-        <w:t xml:space="preserve">reate </w:t>
-      </w:r>
-      <w:r>
-        <w:rPr>
-          <w:rFonts w:ascii="Times New Roman" w:eastAsia="Times New Roman" w:hAnsi="Times New Roman" w:cs="Times New Roman"/>
-        </w:rPr>
-        <w:t xml:space="preserve">to create the notebook. </w:t>
+      <w:proofErr w:type="spellStart"/>
+      <w:r>
+        <w:rPr>
+          <w:rFonts w:ascii="Times New Roman" w:eastAsia="Times New Roman" w:hAnsi="Times New Roman" w:cs="Times New Roman"/>
+        </w:rPr>
+        <w:t>Klik</w:t>
+      </w:r>
+      <w:proofErr w:type="spellEnd"/>
+      <w:r>
+        <w:rPr>
+          <w:rFonts w:ascii="Times New Roman" w:eastAsia="Times New Roman" w:hAnsi="Times New Roman" w:cs="Times New Roman"/>
+        </w:rPr>
+        <w:t xml:space="preserve"> </w:t>
+      </w:r>
+      <w:r>
+        <w:rPr>
+          <w:rFonts w:ascii="Times New Roman" w:eastAsia="Times New Roman" w:hAnsi="Times New Roman" w:cs="Times New Roman"/>
+          <w:i/>
+          <w:iCs/>
+        </w:rPr>
+        <w:t xml:space="preserve">Create </w:t>
+      </w:r>
+      <w:proofErr w:type="spellStart"/>
+      <w:r>
+        <w:rPr>
+          <w:rFonts w:ascii="Times New Roman" w:eastAsia="Times New Roman" w:hAnsi="Times New Roman" w:cs="Times New Roman"/>
+        </w:rPr>
+        <w:t>untuk</w:t>
+      </w:r>
+      <w:proofErr w:type="spellEnd"/>
+      <w:r>
+        <w:rPr>
+          <w:rFonts w:ascii="Times New Roman" w:eastAsia="Times New Roman" w:hAnsi="Times New Roman" w:cs="Times New Roman"/>
+        </w:rPr>
+        <w:t xml:space="preserve"> </w:t>
+      </w:r>
+      <w:proofErr w:type="spellStart"/>
+      <w:r>
+        <w:rPr>
+          <w:rFonts w:ascii="Times New Roman" w:eastAsia="Times New Roman" w:hAnsi="Times New Roman" w:cs="Times New Roman"/>
+        </w:rPr>
+        <w:t>membuat</w:t>
+      </w:r>
+      <w:proofErr w:type="spellEnd"/>
+      <w:r>
+        <w:rPr>
+          <w:rFonts w:ascii="Times New Roman" w:eastAsia="Times New Roman" w:hAnsi="Times New Roman" w:cs="Times New Roman"/>
+        </w:rPr>
+        <w:t xml:space="preserve"> </w:t>
+      </w:r>
+      <w:r>
+        <w:rPr>
+          <w:rFonts w:ascii="Times New Roman" w:eastAsia="Times New Roman" w:hAnsi="Times New Roman" w:cs="Times New Roman"/>
+          <w:i/>
+          <w:iCs/>
+        </w:rPr>
+        <w:t>notebook</w:t>
       </w:r>
     </w:p>
     <w:p>
@@ -1907,6 +3451,52 @@
     </w:p>
     <w:p>
       <w:pPr>
+        <w:spacing w:after="0" w:line="240" w:lineRule="auto"/>
+        <w:rPr>
+          <w:rFonts w:ascii="Times New Roman" w:eastAsia="Times New Roman" w:hAnsi="Times New Roman" w:cs="Times New Roman"/>
+          <w:b/>
+          <w:bCs/>
+        </w:rPr>
+      </w:pPr>
+      <w:proofErr w:type="spellStart"/>
+      <w:r>
+        <w:rPr>
+          <w:rFonts w:ascii="Times New Roman" w:eastAsia="Times New Roman" w:hAnsi="Times New Roman" w:cs="Times New Roman"/>
+          <w:b/>
+          <w:bCs/>
+        </w:rPr>
+        <w:t>Tahap</w:t>
+      </w:r>
+      <w:proofErr w:type="spellEnd"/>
+      <w:r>
+        <w:rPr>
+          <w:rFonts w:ascii="Times New Roman" w:eastAsia="Times New Roman" w:hAnsi="Times New Roman" w:cs="Times New Roman"/>
+          <w:b/>
+          <w:bCs/>
+        </w:rPr>
+        <w:t xml:space="preserve"> 6: </w:t>
+      </w:r>
+      <w:proofErr w:type="spellStart"/>
+      <w:r>
+        <w:rPr>
+          <w:rFonts w:ascii="Times New Roman" w:eastAsia="Times New Roman" w:hAnsi="Times New Roman" w:cs="Times New Roman"/>
+          <w:b/>
+          <w:bCs/>
+        </w:rPr>
+        <w:t>Konfigurasikan</w:t>
+      </w:r>
+      <w:proofErr w:type="spellEnd"/>
+      <w:r>
+        <w:rPr>
+          <w:rFonts w:ascii="Times New Roman" w:eastAsia="Times New Roman" w:hAnsi="Times New Roman" w:cs="Times New Roman"/>
+          <w:b/>
+          <w:bCs/>
+        </w:rPr>
+        <w:t xml:space="preserve"> API Key pada notebook</w:t>
+      </w:r>
+    </w:p>
+    <w:p>
+      <w:pPr>
         <w:pStyle w:val="ListParagraph"/>
         <w:numPr>
           <w:ilvl w:val="0"/>
@@ -1920,13 +3510,123 @@
           <w14:ligatures w14:val="none"/>
         </w:rPr>
       </w:pPr>
-      <w:r>
-        <w:rPr>
-          <w:rFonts w:ascii="Times New Roman" w:eastAsia="Times New Roman" w:hAnsi="Times New Roman" w:cs="Times New Roman"/>
-          <w:kern w:val="0"/>
-          <w14:ligatures w14:val="none"/>
-        </w:rPr>
-        <w:t>Key in the required info to run the notebook</w:t>
+      <w:proofErr w:type="spellStart"/>
+      <w:r>
+        <w:rPr>
+          <w:rFonts w:ascii="Times New Roman" w:eastAsia="Times New Roman" w:hAnsi="Times New Roman" w:cs="Times New Roman"/>
+          <w:kern w:val="0"/>
+          <w14:ligatures w14:val="none"/>
+        </w:rPr>
+        <w:t>Masukan</w:t>
+      </w:r>
+      <w:proofErr w:type="spellEnd"/>
+      <w:r>
+        <w:rPr>
+          <w:rFonts w:ascii="Times New Roman" w:eastAsia="Times New Roman" w:hAnsi="Times New Roman" w:cs="Times New Roman"/>
+          <w:kern w:val="0"/>
+          <w14:ligatures w14:val="none"/>
+        </w:rPr>
+        <w:t xml:space="preserve"> </w:t>
+      </w:r>
+      <w:r>
+        <w:rPr>
+          <w:rFonts w:ascii="Times New Roman" w:eastAsia="Times New Roman" w:hAnsi="Times New Roman" w:cs="Times New Roman"/>
+          <w:i/>
+          <w:iCs/>
+          <w:kern w:val="0"/>
+          <w14:ligatures w14:val="none"/>
+        </w:rPr>
+        <w:t xml:space="preserve">key </w:t>
+      </w:r>
+      <w:r>
+        <w:rPr>
+          <w:rFonts w:ascii="Times New Roman" w:eastAsia="Times New Roman" w:hAnsi="Times New Roman" w:cs="Times New Roman"/>
+          <w:kern w:val="0"/>
+          <w14:ligatures w14:val="none"/>
+        </w:rPr>
+        <w:t xml:space="preserve">yang </w:t>
+      </w:r>
+      <w:proofErr w:type="spellStart"/>
+      <w:r>
+        <w:rPr>
+          <w:rFonts w:ascii="Times New Roman" w:eastAsia="Times New Roman" w:hAnsi="Times New Roman" w:cs="Times New Roman"/>
+          <w:kern w:val="0"/>
+          <w14:ligatures w14:val="none"/>
+        </w:rPr>
+        <w:t>dibutuhkan</w:t>
+      </w:r>
+      <w:proofErr w:type="spellEnd"/>
+      <w:r>
+        <w:rPr>
+          <w:rFonts w:ascii="Times New Roman" w:eastAsia="Times New Roman" w:hAnsi="Times New Roman" w:cs="Times New Roman"/>
+          <w:kern w:val="0"/>
+          <w14:ligatures w14:val="none"/>
+        </w:rPr>
+        <w:t xml:space="preserve"> </w:t>
+      </w:r>
+      <w:proofErr w:type="spellStart"/>
+      <w:r>
+        <w:rPr>
+          <w:rFonts w:ascii="Times New Roman" w:eastAsia="Times New Roman" w:hAnsi="Times New Roman" w:cs="Times New Roman"/>
+          <w:kern w:val="0"/>
+          <w14:ligatures w14:val="none"/>
+        </w:rPr>
+        <w:t>untuk</w:t>
+      </w:r>
+      <w:proofErr w:type="spellEnd"/>
+      <w:r>
+        <w:rPr>
+          <w:rFonts w:ascii="Times New Roman" w:eastAsia="Times New Roman" w:hAnsi="Times New Roman" w:cs="Times New Roman"/>
+          <w:kern w:val="0"/>
+          <w14:ligatures w14:val="none"/>
+        </w:rPr>
+        <w:t xml:space="preserve"> </w:t>
+      </w:r>
+      <w:proofErr w:type="spellStart"/>
+      <w:r>
+        <w:rPr>
+          <w:rFonts w:ascii="Times New Roman" w:eastAsia="Times New Roman" w:hAnsi="Times New Roman" w:cs="Times New Roman"/>
+          <w:kern w:val="0"/>
+          <w14:ligatures w14:val="none"/>
+        </w:rPr>
+        <w:t>dapat</w:t>
+      </w:r>
+      <w:proofErr w:type="spellEnd"/>
+      <w:r>
+        <w:rPr>
+          <w:rFonts w:ascii="Times New Roman" w:eastAsia="Times New Roman" w:hAnsi="Times New Roman" w:cs="Times New Roman"/>
+          <w:kern w:val="0"/>
+          <w14:ligatures w14:val="none"/>
+        </w:rPr>
+        <w:t xml:space="preserve"> </w:t>
+      </w:r>
+      <w:proofErr w:type="spellStart"/>
+      <w:r>
+        <w:rPr>
+          <w:rFonts w:ascii="Times New Roman" w:eastAsia="Times New Roman" w:hAnsi="Times New Roman" w:cs="Times New Roman"/>
+          <w:kern w:val="0"/>
+          <w14:ligatures w14:val="none"/>
+        </w:rPr>
+        <w:t>menjalankan</w:t>
+      </w:r>
+      <w:proofErr w:type="spellEnd"/>
+      <w:r>
+        <w:rPr>
+          <w:rFonts w:ascii="Times New Roman" w:eastAsia="Times New Roman" w:hAnsi="Times New Roman" w:cs="Times New Roman"/>
+          <w:kern w:val="0"/>
+          <w14:ligatures w14:val="none"/>
+        </w:rPr>
+        <w:t xml:space="preserve"> </w:t>
+      </w:r>
+      <w:r>
+        <w:rPr>
+          <w:rFonts w:ascii="Times New Roman" w:eastAsia="Times New Roman" w:hAnsi="Times New Roman" w:cs="Times New Roman"/>
+          <w:i/>
+          <w:iCs/>
+          <w:kern w:val="0"/>
+          <w14:ligatures w14:val="none"/>
+        </w:rPr>
+        <w:t>notebook.</w:t>
       </w:r>
     </w:p>
     <w:p>
@@ -1944,34 +3644,166 @@
           <w14:ligatures w14:val="none"/>
         </w:rPr>
       </w:pPr>
-      <w:r>
-        <w:rPr>
-          <w:rFonts w:ascii="Times New Roman" w:eastAsia="Times New Roman" w:hAnsi="Times New Roman" w:cs="Times New Roman"/>
-          <w:kern w:val="0"/>
-          <w14:ligatures w14:val="none"/>
-        </w:rPr>
-        <w:t>Create an IBM Cloud API key</w:t>
-      </w:r>
-      <w:r>
-        <w:rPr>
-          <w:rFonts w:ascii="Times New Roman" w:eastAsia="Times New Roman" w:hAnsi="Times New Roman" w:cs="Times New Roman"/>
-          <w:kern w:val="0"/>
-          <w14:ligatures w14:val="none"/>
-        </w:rPr>
-        <w:t xml:space="preserve"> or get it from the team</w:t>
-      </w:r>
-      <w:r>
-        <w:rPr>
-          <w:rFonts w:ascii="Times New Roman" w:eastAsia="Times New Roman" w:hAnsi="Times New Roman" w:cs="Times New Roman"/>
-          <w:kern w:val="0"/>
-          <w14:ligatures w14:val="none"/>
-        </w:rPr>
-        <w:t xml:space="preserve"> and update the </w:t>
-      </w:r>
-      <w:proofErr w:type="spellStart"/>
-      <w:r>
-        <w:rPr>
-          <w:rFonts w:ascii="Times New Roman" w:eastAsia="Times New Roman" w:hAnsi="Times New Roman" w:cs="Times New Roman"/>
+      <w:proofErr w:type="spellStart"/>
+      <w:r>
+        <w:rPr>
+          <w:rFonts w:ascii="Times New Roman" w:eastAsia="Times New Roman" w:hAnsi="Times New Roman" w:cs="Times New Roman"/>
+          <w:kern w:val="0"/>
+          <w14:ligatures w14:val="none"/>
+        </w:rPr>
+        <w:t>Buat</w:t>
+      </w:r>
+      <w:proofErr w:type="spellEnd"/>
+      <w:r>
+        <w:rPr>
+          <w:rFonts w:ascii="Times New Roman" w:eastAsia="Times New Roman" w:hAnsi="Times New Roman" w:cs="Times New Roman"/>
+          <w:kern w:val="0"/>
+          <w14:ligatures w14:val="none"/>
+        </w:rPr>
+        <w:t xml:space="preserve"> </w:t>
+      </w:r>
+      <w:r>
+        <w:rPr>
+          <w:rFonts w:ascii="Times New Roman" w:eastAsia="Times New Roman" w:hAnsi="Times New Roman" w:cs="Times New Roman"/>
+          <w:i/>
+          <w:iCs/>
+          <w:kern w:val="0"/>
+          <w14:ligatures w14:val="none"/>
+        </w:rPr>
+        <w:t xml:space="preserve">IBM Cloud API Key </w:t>
+      </w:r>
+      <w:proofErr w:type="spellStart"/>
+      <w:r>
+        <w:rPr>
+          <w:rFonts w:ascii="Times New Roman" w:eastAsia="Times New Roman" w:hAnsi="Times New Roman" w:cs="Times New Roman"/>
+          <w:kern w:val="0"/>
+          <w14:ligatures w14:val="none"/>
+        </w:rPr>
+        <w:t>atau</w:t>
+      </w:r>
+      <w:proofErr w:type="spellEnd"/>
+      <w:r>
+        <w:rPr>
+          <w:rFonts w:ascii="Times New Roman" w:eastAsia="Times New Roman" w:hAnsi="Times New Roman" w:cs="Times New Roman"/>
+          <w:kern w:val="0"/>
+          <w14:ligatures w14:val="none"/>
+        </w:rPr>
+        <w:t xml:space="preserve"> </w:t>
+      </w:r>
+      <w:proofErr w:type="spellStart"/>
+      <w:r>
+        <w:rPr>
+          <w:rFonts w:ascii="Times New Roman" w:eastAsia="Times New Roman" w:hAnsi="Times New Roman" w:cs="Times New Roman"/>
+          <w:kern w:val="0"/>
+          <w14:ligatures w14:val="none"/>
+        </w:rPr>
+        <w:t>dapatkan</w:t>
+      </w:r>
+      <w:proofErr w:type="spellEnd"/>
+      <w:r>
+        <w:rPr>
+          <w:rFonts w:ascii="Times New Roman" w:eastAsia="Times New Roman" w:hAnsi="Times New Roman" w:cs="Times New Roman"/>
+          <w:kern w:val="0"/>
+          <w14:ligatures w14:val="none"/>
+        </w:rPr>
+        <w:t xml:space="preserve"> </w:t>
+      </w:r>
+      <w:proofErr w:type="spellStart"/>
+      <w:r>
+        <w:rPr>
+          <w:rFonts w:ascii="Times New Roman" w:eastAsia="Times New Roman" w:hAnsi="Times New Roman" w:cs="Times New Roman"/>
+          <w:kern w:val="0"/>
+          <w14:ligatures w14:val="none"/>
+        </w:rPr>
+        <w:t>dari</w:t>
+      </w:r>
+      <w:proofErr w:type="spellEnd"/>
+      <w:r>
+        <w:rPr>
+          <w:rFonts w:ascii="Times New Roman" w:eastAsia="Times New Roman" w:hAnsi="Times New Roman" w:cs="Times New Roman"/>
+          <w:kern w:val="0"/>
+          <w14:ligatures w14:val="none"/>
+        </w:rPr>
+        <w:t xml:space="preserve"> </w:t>
+      </w:r>
+      <w:proofErr w:type="spellStart"/>
+      <w:r>
+        <w:rPr>
+          <w:rFonts w:ascii="Times New Roman" w:eastAsia="Times New Roman" w:hAnsi="Times New Roman" w:cs="Times New Roman"/>
+          <w:kern w:val="0"/>
+          <w14:ligatures w14:val="none"/>
+        </w:rPr>
+        <w:t>anggota</w:t>
+      </w:r>
+      <w:proofErr w:type="spellEnd"/>
+      <w:r>
+        <w:rPr>
+          <w:rFonts w:ascii="Times New Roman" w:eastAsia="Times New Roman" w:hAnsi="Times New Roman" w:cs="Times New Roman"/>
+          <w:kern w:val="0"/>
+          <w14:ligatures w14:val="none"/>
+        </w:rPr>
+        <w:t xml:space="preserve"> </w:t>
+      </w:r>
+      <w:proofErr w:type="spellStart"/>
+      <w:r>
+        <w:rPr>
+          <w:rFonts w:ascii="Times New Roman" w:eastAsia="Times New Roman" w:hAnsi="Times New Roman" w:cs="Times New Roman"/>
+          <w:kern w:val="0"/>
+          <w14:ligatures w14:val="none"/>
+        </w:rPr>
+        <w:t>tim</w:t>
+      </w:r>
+      <w:proofErr w:type="spellEnd"/>
+      <w:r>
+        <w:rPr>
+          <w:rFonts w:ascii="Times New Roman" w:eastAsia="Times New Roman" w:hAnsi="Times New Roman" w:cs="Times New Roman"/>
+          <w:kern w:val="0"/>
+          <w14:ligatures w14:val="none"/>
+        </w:rPr>
+        <w:t xml:space="preserve"> </w:t>
+      </w:r>
+      <w:proofErr w:type="spellStart"/>
+      <w:r>
+        <w:rPr>
+          <w:rFonts w:ascii="Times New Roman" w:eastAsia="Times New Roman" w:hAnsi="Times New Roman" w:cs="Times New Roman"/>
+          <w:kern w:val="0"/>
+          <w14:ligatures w14:val="none"/>
+        </w:rPr>
+        <w:t>lainnya</w:t>
+      </w:r>
+      <w:proofErr w:type="spellEnd"/>
+      <w:r>
+        <w:rPr>
+          <w:rFonts w:ascii="Times New Roman" w:eastAsia="Times New Roman" w:hAnsi="Times New Roman" w:cs="Times New Roman"/>
+          <w:kern w:val="0"/>
+          <w14:ligatures w14:val="none"/>
+        </w:rPr>
+        <w:t xml:space="preserve"> dan </w:t>
+      </w:r>
+      <w:proofErr w:type="spellStart"/>
+      <w:r>
+        <w:rPr>
+          <w:rFonts w:ascii="Times New Roman" w:eastAsia="Times New Roman" w:hAnsi="Times New Roman" w:cs="Times New Roman"/>
+          <w:kern w:val="0"/>
+          <w14:ligatures w14:val="none"/>
+        </w:rPr>
+        <w:t>ubah</w:t>
+      </w:r>
+      <w:proofErr w:type="spellEnd"/>
+      <w:r>
+        <w:rPr>
+          <w:rFonts w:ascii="Times New Roman" w:eastAsia="Times New Roman" w:hAnsi="Times New Roman" w:cs="Times New Roman"/>
+          <w:kern w:val="0"/>
+          <w14:ligatures w14:val="none"/>
+        </w:rPr>
+        <w:t xml:space="preserve"> parameter “</w:t>
+      </w:r>
+      <w:proofErr w:type="spellStart"/>
+      <w:r>
+        <w:rPr>
+          <w:rFonts w:ascii="Times New Roman" w:eastAsia="Times New Roman" w:hAnsi="Times New Roman" w:cs="Times New Roman"/>
+          <w:i/>
+          <w:iCs/>
           <w:kern w:val="0"/>
           <w14:ligatures w14:val="none"/>
         </w:rPr>
@@ -1981,33 +3813,101 @@
       <w:r>
         <w:rPr>
           <w:rFonts w:ascii="Times New Roman" w:eastAsia="Times New Roman" w:hAnsi="Times New Roman" w:cs="Times New Roman"/>
-          <w:kern w:val="0"/>
-          <w14:ligatures w14:val="none"/>
-        </w:rPr>
-        <w:t xml:space="preserve"> to initialize the </w:t>
-      </w:r>
-      <w:proofErr w:type="spellStart"/>
-      <w:r>
-        <w:rPr>
-          <w:rFonts w:ascii="Times New Roman" w:eastAsia="Times New Roman" w:hAnsi="Times New Roman" w:cs="Times New Roman"/>
-          <w:kern w:val="0"/>
-          <w14:ligatures w14:val="none"/>
-        </w:rPr>
-        <w:t>llm</w:t>
-      </w:r>
-      <w:proofErr w:type="spellEnd"/>
-      <w:r>
-        <w:rPr>
-          <w:rFonts w:ascii="Times New Roman" w:eastAsia="Times New Roman" w:hAnsi="Times New Roman" w:cs="Times New Roman"/>
-          <w:kern w:val="0"/>
-          <w14:ligatures w14:val="none"/>
-        </w:rPr>
-        <w:t xml:space="preserve">. Also verify the </w:t>
-      </w:r>
-      <w:proofErr w:type="spellStart"/>
-      <w:r>
-        <w:rPr>
-          <w:rFonts w:ascii="Times New Roman" w:eastAsia="Times New Roman" w:hAnsi="Times New Roman" w:cs="Times New Roman"/>
+          <w:i/>
+          <w:iCs/>
+          <w:kern w:val="0"/>
+          <w14:ligatures w14:val="none"/>
+        </w:rPr>
+        <w:t xml:space="preserve">” </w:t>
+      </w:r>
+      <w:proofErr w:type="spellStart"/>
+      <w:r>
+        <w:rPr>
+          <w:rFonts w:ascii="Times New Roman" w:eastAsia="Times New Roman" w:hAnsi="Times New Roman" w:cs="Times New Roman"/>
+          <w:kern w:val="0"/>
+          <w14:ligatures w14:val="none"/>
+        </w:rPr>
+        <w:t>untuk</w:t>
+      </w:r>
+      <w:proofErr w:type="spellEnd"/>
+      <w:r>
+        <w:rPr>
+          <w:rFonts w:ascii="Times New Roman" w:eastAsia="Times New Roman" w:hAnsi="Times New Roman" w:cs="Times New Roman"/>
+          <w:kern w:val="0"/>
+          <w14:ligatures w14:val="none"/>
+        </w:rPr>
+        <w:t xml:space="preserve"> </w:t>
+      </w:r>
+      <w:proofErr w:type="spellStart"/>
+      <w:r>
+        <w:rPr>
+          <w:rFonts w:ascii="Times New Roman" w:eastAsia="Times New Roman" w:hAnsi="Times New Roman" w:cs="Times New Roman"/>
+          <w:kern w:val="0"/>
+          <w14:ligatures w14:val="none"/>
+        </w:rPr>
+        <w:t>menggunakan</w:t>
+      </w:r>
+      <w:proofErr w:type="spellEnd"/>
+      <w:r>
+        <w:rPr>
+          <w:rFonts w:ascii="Times New Roman" w:eastAsia="Times New Roman" w:hAnsi="Times New Roman" w:cs="Times New Roman"/>
+          <w:kern w:val="0"/>
+          <w14:ligatures w14:val="none"/>
+        </w:rPr>
+        <w:t xml:space="preserve"> </w:t>
+      </w:r>
+      <w:proofErr w:type="gramStart"/>
+      <w:r>
+        <w:rPr>
+          <w:rFonts w:ascii="Times New Roman" w:eastAsia="Times New Roman" w:hAnsi="Times New Roman" w:cs="Times New Roman"/>
+          <w:i/>
+          <w:iCs/>
+          <w:kern w:val="0"/>
+          <w14:ligatures w14:val="none"/>
+        </w:rPr>
+        <w:t xml:space="preserve">LLM </w:t>
+      </w:r>
+      <w:r>
+        <w:rPr>
+          <w:rFonts w:ascii="Times New Roman" w:eastAsia="Times New Roman" w:hAnsi="Times New Roman" w:cs="Times New Roman"/>
+          <w:kern w:val="0"/>
+          <w14:ligatures w14:val="none"/>
+        </w:rPr>
+        <w:t>.</w:t>
+      </w:r>
+      <w:proofErr w:type="gramEnd"/>
+      <w:r>
+        <w:rPr>
+          <w:rFonts w:ascii="Times New Roman" w:eastAsia="Times New Roman" w:hAnsi="Times New Roman" w:cs="Times New Roman"/>
+          <w:kern w:val="0"/>
+          <w14:ligatures w14:val="none"/>
+        </w:rPr>
+        <w:t xml:space="preserve"> Lalu, </w:t>
+      </w:r>
+      <w:proofErr w:type="spellStart"/>
+      <w:r>
+        <w:rPr>
+          <w:rFonts w:ascii="Times New Roman" w:eastAsia="Times New Roman" w:hAnsi="Times New Roman" w:cs="Times New Roman"/>
+          <w:kern w:val="0"/>
+          <w14:ligatures w14:val="none"/>
+        </w:rPr>
+        <w:t>verifikasikan</w:t>
+      </w:r>
+      <w:proofErr w:type="spellEnd"/>
+      <w:r>
+        <w:rPr>
+          <w:rFonts w:ascii="Times New Roman" w:eastAsia="Times New Roman" w:hAnsi="Times New Roman" w:cs="Times New Roman"/>
+          <w:kern w:val="0"/>
+          <w14:ligatures w14:val="none"/>
+        </w:rPr>
+        <w:t xml:space="preserve"> </w:t>
+      </w:r>
+      <w:proofErr w:type="spellStart"/>
+      <w:r>
+        <w:rPr>
+          <w:rFonts w:ascii="Times New Roman" w:eastAsia="Times New Roman" w:hAnsi="Times New Roman" w:cs="Times New Roman"/>
+          <w:i/>
+          <w:iCs/>
           <w:kern w:val="0"/>
           <w14:ligatures w14:val="none"/>
         </w:rPr>
@@ -2017,11 +3917,95 @@
       <w:r>
         <w:rPr>
           <w:rFonts w:ascii="Times New Roman" w:eastAsia="Times New Roman" w:hAnsi="Times New Roman" w:cs="Times New Roman"/>
-          <w:kern w:val="0"/>
-          <w14:ligatures w14:val="none"/>
-        </w:rPr>
-        <w:t xml:space="preserve"> value is as per your watsonx instance. </w:t>
-      </w:r>
+          <w:i/>
+          <w:iCs/>
+          <w:kern w:val="0"/>
+          <w14:ligatures w14:val="none"/>
+        </w:rPr>
+        <w:t xml:space="preserve"> </w:t>
+      </w:r>
+      <w:proofErr w:type="spellStart"/>
+      <w:r>
+        <w:rPr>
+          <w:rFonts w:ascii="Times New Roman" w:eastAsia="Times New Roman" w:hAnsi="Times New Roman" w:cs="Times New Roman"/>
+          <w:kern w:val="0"/>
+          <w14:ligatures w14:val="none"/>
+        </w:rPr>
+        <w:t>sesuai</w:t>
+      </w:r>
+      <w:proofErr w:type="spellEnd"/>
+      <w:r>
+        <w:rPr>
+          <w:rFonts w:ascii="Times New Roman" w:eastAsia="Times New Roman" w:hAnsi="Times New Roman" w:cs="Times New Roman"/>
+          <w:kern w:val="0"/>
+          <w14:ligatures w14:val="none"/>
+        </w:rPr>
+        <w:t xml:space="preserve"> </w:t>
+      </w:r>
+      <w:proofErr w:type="spellStart"/>
+      <w:r>
+        <w:rPr>
+          <w:rFonts w:ascii="Times New Roman" w:eastAsia="Times New Roman" w:hAnsi="Times New Roman" w:cs="Times New Roman"/>
+          <w:kern w:val="0"/>
+          <w14:ligatures w14:val="none"/>
+        </w:rPr>
+        <w:t>dengan</w:t>
+      </w:r>
+      <w:proofErr w:type="spellEnd"/>
+      <w:r>
+        <w:rPr>
+          <w:rFonts w:ascii="Times New Roman" w:eastAsia="Times New Roman" w:hAnsi="Times New Roman" w:cs="Times New Roman"/>
+          <w:kern w:val="0"/>
+          <w14:ligatures w14:val="none"/>
+        </w:rPr>
+        <w:t xml:space="preserve"> </w:t>
+      </w:r>
+      <w:proofErr w:type="spellStart"/>
+      <w:r>
+        <w:rPr>
+          <w:rFonts w:ascii="Times New Roman" w:eastAsia="Times New Roman" w:hAnsi="Times New Roman" w:cs="Times New Roman"/>
+          <w:kern w:val="0"/>
+          <w14:ligatures w14:val="none"/>
+        </w:rPr>
+        <w:t>instans</w:t>
+      </w:r>
+      <w:proofErr w:type="spellEnd"/>
+      <w:r>
+        <w:rPr>
+          <w:rFonts w:ascii="Times New Roman" w:eastAsia="Times New Roman" w:hAnsi="Times New Roman" w:cs="Times New Roman"/>
+          <w:kern w:val="0"/>
+          <w14:ligatures w14:val="none"/>
+        </w:rPr>
+        <w:t xml:space="preserve"> </w:t>
+      </w:r>
+      <w:proofErr w:type="spellStart"/>
+      <w:r>
+        <w:rPr>
+          <w:rFonts w:ascii="Times New Roman" w:eastAsia="Times New Roman" w:hAnsi="Times New Roman" w:cs="Times New Roman"/>
+          <w:kern w:val="0"/>
+          <w14:ligatures w14:val="none"/>
+        </w:rPr>
+        <w:t>watsonx</w:t>
+      </w:r>
+      <w:proofErr w:type="spellEnd"/>
+      <w:r>
+        <w:rPr>
+          <w:rFonts w:ascii="Times New Roman" w:eastAsia="Times New Roman" w:hAnsi="Times New Roman" w:cs="Times New Roman"/>
+          <w:kern w:val="0"/>
+          <w14:ligatures w14:val="none"/>
+        </w:rPr>
+        <w:t xml:space="preserve"> yang </w:t>
+      </w:r>
+      <w:proofErr w:type="spellStart"/>
+      <w:r>
+        <w:rPr>
+          <w:rFonts w:ascii="Times New Roman" w:eastAsia="Times New Roman" w:hAnsi="Times New Roman" w:cs="Times New Roman"/>
+          <w:kern w:val="0"/>
+          <w14:ligatures w14:val="none"/>
+        </w:rPr>
+        <w:t>disediakan</w:t>
+      </w:r>
+      <w:proofErr w:type="spellEnd"/>
     </w:p>
     <w:p>
       <w:pPr>
@@ -2038,13 +4022,67 @@
           <w14:ligatures w14:val="none"/>
         </w:rPr>
       </w:pPr>
-      <w:r>
-        <w:rPr>
-          <w:rFonts w:ascii="Times New Roman" w:eastAsia="Times New Roman" w:hAnsi="Times New Roman" w:cs="Times New Roman"/>
-          <w:kern w:val="0"/>
-          <w14:ligatures w14:val="none"/>
-        </w:rPr>
-        <w:t>DB_PASSWORD can be found in “</w:t>
+      <w:proofErr w:type="spellStart"/>
+      <w:r>
+        <w:rPr>
+          <w:rFonts w:ascii="Times New Roman" w:eastAsia="Times New Roman" w:hAnsi="Times New Roman" w:cs="Times New Roman"/>
+          <w:kern w:val="0"/>
+          <w14:ligatures w14:val="none"/>
+        </w:rPr>
+        <w:t>DB_Password</w:t>
+      </w:r>
+      <w:proofErr w:type="spellEnd"/>
+      <w:r>
+        <w:rPr>
+          <w:rFonts w:ascii="Times New Roman" w:eastAsia="Times New Roman" w:hAnsi="Times New Roman" w:cs="Times New Roman"/>
+          <w:kern w:val="0"/>
+          <w14:ligatures w14:val="none"/>
+        </w:rPr>
+        <w:t xml:space="preserve"> </w:t>
+      </w:r>
+      <w:proofErr w:type="spellStart"/>
+      <w:r>
+        <w:rPr>
+          <w:rFonts w:ascii="Times New Roman" w:eastAsia="Times New Roman" w:hAnsi="Times New Roman" w:cs="Times New Roman"/>
+          <w:kern w:val="0"/>
+          <w14:ligatures w14:val="none"/>
+        </w:rPr>
+        <w:t>dapat</w:t>
+      </w:r>
+      <w:proofErr w:type="spellEnd"/>
+      <w:r>
+        <w:rPr>
+          <w:rFonts w:ascii="Times New Roman" w:eastAsia="Times New Roman" w:hAnsi="Times New Roman" w:cs="Times New Roman"/>
+          <w:kern w:val="0"/>
+          <w14:ligatures w14:val="none"/>
+        </w:rPr>
+        <w:t xml:space="preserve"> </w:t>
+      </w:r>
+      <w:proofErr w:type="spellStart"/>
+      <w:r>
+        <w:rPr>
+          <w:rFonts w:ascii="Times New Roman" w:eastAsia="Times New Roman" w:hAnsi="Times New Roman" w:cs="Times New Roman"/>
+          <w:kern w:val="0"/>
+          <w14:ligatures w14:val="none"/>
+        </w:rPr>
+        <w:t>ditemukan</w:t>
+      </w:r>
+      <w:proofErr w:type="spellEnd"/>
+      <w:r>
+        <w:rPr>
+          <w:rFonts w:ascii="Times New Roman" w:eastAsia="Times New Roman" w:hAnsi="Times New Roman" w:cs="Times New Roman"/>
+          <w:kern w:val="0"/>
+          <w14:ligatures w14:val="none"/>
+        </w:rPr>
+        <w:t xml:space="preserve"> di </w:t>
+      </w:r>
+      <w:r>
+        <w:rPr>
+          <w:rFonts w:ascii="Times New Roman" w:eastAsia="Times New Roman" w:hAnsi="Times New Roman" w:cs="Times New Roman"/>
+          <w:kern w:val="0"/>
+          <w14:ligatures w14:val="none"/>
+        </w:rPr>
+        <w:t>“</w:t>
       </w:r>
       <w:r>
         <w:rPr>
@@ -2078,7 +4116,7 @@
           <w:kern w:val="0"/>
           <w14:ligatures w14:val="none"/>
         </w:rPr>
-        <w:t>” in the Lab 2b folder</w:t>
+        <w:t>”</w:t>
       </w:r>
     </w:p>
     <w:p>
@@ -2252,6 +4290,7 @@
       <w:r>
         <w:rPr>
           <w:rFonts w:ascii="Times New Roman" w:eastAsia="Times New Roman" w:hAnsi="Times New Roman" w:cs="Times New Roman"/>
+          <w:noProof/>
         </w:rPr>
         <w:drawing>
           <wp:inline distT="0" distB="0" distL="0" distR="0" wp14:anchorId="27062B5C" wp14:editId="53405C79">
@@ -2316,12 +4355,84 @@
         <w:rPr>
           <w:rFonts w:ascii="Times New Roman" w:eastAsia="Times New Roman" w:hAnsi="Times New Roman" w:cs="Times New Roman"/>
         </w:rPr>
-        <w:t xml:space="preserve">You can create an API key on the homepage. You can save the </w:t>
-      </w:r>
-      <w:proofErr w:type="spellStart"/>
-      <w:r>
-        <w:rPr>
-          <w:rFonts w:ascii="Times New Roman" w:eastAsia="Times New Roman" w:hAnsi="Times New Roman" w:cs="Times New Roman"/>
+        <w:t xml:space="preserve">Anda juga </w:t>
+      </w:r>
+      <w:proofErr w:type="spellStart"/>
+      <w:r>
+        <w:rPr>
+          <w:rFonts w:ascii="Times New Roman" w:eastAsia="Times New Roman" w:hAnsi="Times New Roman" w:cs="Times New Roman"/>
+        </w:rPr>
+        <w:t>dapat</w:t>
+      </w:r>
+      <w:proofErr w:type="spellEnd"/>
+      <w:r>
+        <w:rPr>
+          <w:rFonts w:ascii="Times New Roman" w:eastAsia="Times New Roman" w:hAnsi="Times New Roman" w:cs="Times New Roman"/>
+        </w:rPr>
+        <w:t xml:space="preserve"> </w:t>
+      </w:r>
+      <w:proofErr w:type="spellStart"/>
+      <w:r>
+        <w:rPr>
+          <w:rFonts w:ascii="Times New Roman" w:eastAsia="Times New Roman" w:hAnsi="Times New Roman" w:cs="Times New Roman"/>
+        </w:rPr>
+        <w:t>membuat</w:t>
+      </w:r>
+      <w:proofErr w:type="spellEnd"/>
+      <w:r>
+        <w:rPr>
+          <w:rFonts w:ascii="Times New Roman" w:eastAsia="Times New Roman" w:hAnsi="Times New Roman" w:cs="Times New Roman"/>
+        </w:rPr>
+        <w:t xml:space="preserve"> API key pada </w:t>
+      </w:r>
+      <w:r>
+        <w:rPr>
+          <w:rFonts w:ascii="Times New Roman" w:eastAsia="Times New Roman" w:hAnsi="Times New Roman" w:cs="Times New Roman"/>
+          <w:i/>
+          <w:iCs/>
+        </w:rPr>
+        <w:t xml:space="preserve">homepage. </w:t>
+      </w:r>
+      <w:r>
+        <w:rPr>
+          <w:rFonts w:ascii="Times New Roman" w:eastAsia="Times New Roman" w:hAnsi="Times New Roman" w:cs="Times New Roman"/>
+        </w:rPr>
+        <w:t xml:space="preserve">Anda </w:t>
+      </w:r>
+      <w:proofErr w:type="spellStart"/>
+      <w:r>
+        <w:rPr>
+          <w:rFonts w:ascii="Times New Roman" w:eastAsia="Times New Roman" w:hAnsi="Times New Roman" w:cs="Times New Roman"/>
+        </w:rPr>
+        <w:t>dapat</w:t>
+      </w:r>
+      <w:proofErr w:type="spellEnd"/>
+      <w:r>
+        <w:rPr>
+          <w:rFonts w:ascii="Times New Roman" w:eastAsia="Times New Roman" w:hAnsi="Times New Roman" w:cs="Times New Roman"/>
+        </w:rPr>
+        <w:t xml:space="preserve"> </w:t>
+      </w:r>
+      <w:proofErr w:type="spellStart"/>
+      <w:r>
+        <w:rPr>
+          <w:rFonts w:ascii="Times New Roman" w:eastAsia="Times New Roman" w:hAnsi="Times New Roman" w:cs="Times New Roman"/>
+        </w:rPr>
+        <w:t>menyimpan</w:t>
+      </w:r>
+      <w:proofErr w:type="spellEnd"/>
+      <w:r>
+        <w:rPr>
+          <w:rFonts w:ascii="Times New Roman" w:eastAsia="Times New Roman" w:hAnsi="Times New Roman" w:cs="Times New Roman"/>
+        </w:rPr>
+        <w:t xml:space="preserve"> </w:t>
+      </w:r>
+      <w:proofErr w:type="spellStart"/>
+      <w:r>
+        <w:rPr>
+          <w:rFonts w:ascii="Times New Roman" w:eastAsia="Times New Roman" w:hAnsi="Times New Roman" w:cs="Times New Roman"/>
+          <w:i/>
+          <w:iCs/>
         </w:rPr>
         <w:t>api_key</w:t>
       </w:r>
@@ -2329,8 +4440,80 @@
       <w:r>
         <w:rPr>
           <w:rFonts w:ascii="Times New Roman" w:eastAsia="Times New Roman" w:hAnsi="Times New Roman" w:cs="Times New Roman"/>
-        </w:rPr>
-        <w:t xml:space="preserve"> in a file on your local machine for future use.</w:t>
+          <w:i/>
+          <w:iCs/>
+        </w:rPr>
+        <w:t xml:space="preserve"> </w:t>
+      </w:r>
+      <w:r>
+        <w:rPr>
+          <w:rFonts w:ascii="Times New Roman" w:eastAsia="Times New Roman" w:hAnsi="Times New Roman" w:cs="Times New Roman"/>
+        </w:rPr>
+        <w:t xml:space="preserve">pada </w:t>
+      </w:r>
+      <w:r>
+        <w:rPr>
+          <w:rFonts w:ascii="Times New Roman" w:eastAsia="Times New Roman" w:hAnsi="Times New Roman" w:cs="Times New Roman"/>
+          <w:i/>
+          <w:iCs/>
+        </w:rPr>
+        <w:t xml:space="preserve">local machine </w:t>
+      </w:r>
+      <w:proofErr w:type="spellStart"/>
+      <w:r>
+        <w:rPr>
+          <w:rFonts w:ascii="Times New Roman" w:eastAsia="Times New Roman" w:hAnsi="Times New Roman" w:cs="Times New Roman"/>
+        </w:rPr>
+        <w:t>anda</w:t>
+      </w:r>
+      <w:proofErr w:type="spellEnd"/>
+      <w:r>
+        <w:rPr>
+          <w:rFonts w:ascii="Times New Roman" w:eastAsia="Times New Roman" w:hAnsi="Times New Roman" w:cs="Times New Roman"/>
+        </w:rPr>
+        <w:t xml:space="preserve"> </w:t>
+      </w:r>
+      <w:proofErr w:type="spellStart"/>
+      <w:r>
+        <w:rPr>
+          <w:rFonts w:ascii="Times New Roman" w:eastAsia="Times New Roman" w:hAnsi="Times New Roman" w:cs="Times New Roman"/>
+        </w:rPr>
+        <w:t>untuk</w:t>
+      </w:r>
+      <w:proofErr w:type="spellEnd"/>
+      <w:r>
+        <w:rPr>
+          <w:rFonts w:ascii="Times New Roman" w:eastAsia="Times New Roman" w:hAnsi="Times New Roman" w:cs="Times New Roman"/>
+        </w:rPr>
+        <w:t xml:space="preserve"> </w:t>
+      </w:r>
+      <w:proofErr w:type="spellStart"/>
+      <w:r>
+        <w:rPr>
+          <w:rFonts w:ascii="Times New Roman" w:eastAsia="Times New Roman" w:hAnsi="Times New Roman" w:cs="Times New Roman"/>
+        </w:rPr>
+        <w:t>penggunaan</w:t>
+      </w:r>
+      <w:proofErr w:type="spellEnd"/>
+      <w:r>
+        <w:rPr>
+          <w:rFonts w:ascii="Times New Roman" w:eastAsia="Times New Roman" w:hAnsi="Times New Roman" w:cs="Times New Roman"/>
+        </w:rPr>
+        <w:t xml:space="preserve"> </w:t>
+      </w:r>
+      <w:proofErr w:type="spellStart"/>
+      <w:r>
+        <w:rPr>
+          <w:rFonts w:ascii="Times New Roman" w:eastAsia="Times New Roman" w:hAnsi="Times New Roman" w:cs="Times New Roman"/>
+        </w:rPr>
+        <w:t>selanjutnya</w:t>
+      </w:r>
+      <w:proofErr w:type="spellEnd"/>
+      <w:r>
+        <w:rPr>
+          <w:rFonts w:ascii="Times New Roman" w:eastAsia="Times New Roman" w:hAnsi="Times New Roman" w:cs="Times New Roman"/>
+        </w:rPr>
+        <w:t>.</w:t>
       </w:r>
     </w:p>
     <w:p>
@@ -2435,6 +4618,7 @@
       <w:r>
         <w:rPr>
           <w:rFonts w:ascii="Times New Roman" w:eastAsia="Times New Roman" w:hAnsi="Times New Roman" w:cs="Times New Roman"/>
+          <w:noProof/>
         </w:rPr>
         <w:drawing>
           <wp:inline distT="0" distB="0" distL="0" distR="0" wp14:anchorId="618FB4A4" wp14:editId="2905CE26">
@@ -2556,7 +4740,6 @@
           <w:kern w:val="0"/>
           <w14:ligatures w14:val="none"/>
         </w:rPr>
-        <w:lastRenderedPageBreak/>
         <w:t xml:space="preserve">Step </w:t>
       </w:r>
       <w:r>
@@ -2586,6 +4769,80 @@
           <w:bCs/>
         </w:rPr>
         <w:t>Run the notebook</w:t>
+      </w:r>
+    </w:p>
+    <w:p>
+      <w:pPr>
+        <w:spacing w:after="0" w:line="240" w:lineRule="auto"/>
+        <w:rPr>
+          <w:rFonts w:ascii="Times New Roman" w:eastAsia="Times New Roman" w:hAnsi="Times New Roman" w:cs="Times New Roman"/>
+          <w:b/>
+          <w:bCs/>
+        </w:rPr>
+      </w:pPr>
+      <w:proofErr w:type="spellStart"/>
+      <w:r>
+        <w:rPr>
+          <w:rFonts w:ascii="Times New Roman" w:eastAsia="Times New Roman" w:hAnsi="Times New Roman" w:cs="Times New Roman"/>
+          <w:b/>
+          <w:bCs/>
+        </w:rPr>
+        <w:t>Tahap</w:t>
+      </w:r>
+      <w:proofErr w:type="spellEnd"/>
+      <w:r>
+        <w:rPr>
+          <w:rFonts w:ascii="Times New Roman" w:eastAsia="Times New Roman" w:hAnsi="Times New Roman" w:cs="Times New Roman"/>
+          <w:b/>
+          <w:bCs/>
+        </w:rPr>
+        <w:t xml:space="preserve"> 7: </w:t>
+      </w:r>
+      <w:proofErr w:type="spellStart"/>
+      <w:r>
+        <w:rPr>
+          <w:rFonts w:ascii="Times New Roman" w:eastAsia="Times New Roman" w:hAnsi="Times New Roman" w:cs="Times New Roman"/>
+          <w:b/>
+          <w:bCs/>
+        </w:rPr>
+        <w:t>Jalankan</w:t>
+      </w:r>
+      <w:proofErr w:type="spellEnd"/>
+      <w:r>
+        <w:rPr>
+          <w:rFonts w:ascii="Times New Roman" w:eastAsia="Times New Roman" w:hAnsi="Times New Roman" w:cs="Times New Roman"/>
+          <w:b/>
+          <w:bCs/>
+        </w:rPr>
+        <w:t xml:space="preserve"> </w:t>
+      </w:r>
+      <w:r>
+        <w:rPr>
+          <w:rFonts w:ascii="Times New Roman" w:eastAsia="Times New Roman" w:hAnsi="Times New Roman" w:cs="Times New Roman"/>
+          <w:b/>
+          <w:bCs/>
+          <w:i/>
+          <w:iCs/>
+        </w:rPr>
+        <w:t xml:space="preserve">notebook </w:t>
+      </w:r>
+      <w:proofErr w:type="spellStart"/>
+      <w:r>
+        <w:rPr>
+          <w:rFonts w:ascii="Times New Roman" w:eastAsia="Times New Roman" w:hAnsi="Times New Roman" w:cs="Times New Roman"/>
+          <w:b/>
+          <w:bCs/>
+        </w:rPr>
+        <w:t>tersebut</w:t>
+      </w:r>
+      <w:proofErr w:type="spellEnd"/>
+      <w:r>
+        <w:rPr>
+          <w:rFonts w:ascii="Times New Roman" w:eastAsia="Times New Roman" w:hAnsi="Times New Roman" w:cs="Times New Roman"/>
+          <w:b/>
+          <w:bCs/>
+        </w:rPr>
+        <w:t>.</w:t>
       </w:r>
     </w:p>
     <w:p>
@@ -2611,17 +4868,261 @@
           <w:kern w:val="0"/>
         </w:rPr>
       </w:pPr>
-      <w:r>
-        <w:rPr>
-          <w:rFonts w:ascii="Times New Roman" w:eastAsia="Times New Roman" w:hAnsi="Times New Roman" w:cs="Times New Roman"/>
-        </w:rPr>
-        <w:t>Follow the cells of the notebook to create and run your sales analyzer agent.</w:t>
-      </w:r>
-      <w:r>
-        <w:rPr>
-          <w:rFonts w:ascii="Times New Roman" w:eastAsia="Times New Roman" w:hAnsi="Times New Roman" w:cs="Times New Roman"/>
-        </w:rPr>
-        <w:t xml:space="preserve"> Some sample queries are already put as comment to test the outcome. </w:t>
+      <w:proofErr w:type="spellStart"/>
+      <w:r>
+        <w:rPr>
+          <w:rFonts w:ascii="Times New Roman" w:eastAsia="Times New Roman" w:hAnsi="Times New Roman" w:cs="Times New Roman"/>
+        </w:rPr>
+        <w:t>Ikuti</w:t>
+      </w:r>
+      <w:proofErr w:type="spellEnd"/>
+      <w:r>
+        <w:rPr>
+          <w:rFonts w:ascii="Times New Roman" w:eastAsia="Times New Roman" w:hAnsi="Times New Roman" w:cs="Times New Roman"/>
+        </w:rPr>
+        <w:t xml:space="preserve"> </w:t>
+      </w:r>
+      <w:proofErr w:type="spellStart"/>
+      <w:r>
+        <w:rPr>
+          <w:rFonts w:ascii="Times New Roman" w:eastAsia="Times New Roman" w:hAnsi="Times New Roman" w:cs="Times New Roman"/>
+        </w:rPr>
+        <w:t>setiap</w:t>
+      </w:r>
+      <w:proofErr w:type="spellEnd"/>
+      <w:r>
+        <w:rPr>
+          <w:rFonts w:ascii="Times New Roman" w:eastAsia="Times New Roman" w:hAnsi="Times New Roman" w:cs="Times New Roman"/>
+        </w:rPr>
+        <w:t xml:space="preserve"> cells yang </w:t>
+      </w:r>
+      <w:proofErr w:type="spellStart"/>
+      <w:r>
+        <w:rPr>
+          <w:rFonts w:ascii="Times New Roman" w:eastAsia="Times New Roman" w:hAnsi="Times New Roman" w:cs="Times New Roman"/>
+        </w:rPr>
+        <w:t>terdapat</w:t>
+      </w:r>
+      <w:proofErr w:type="spellEnd"/>
+      <w:r>
+        <w:rPr>
+          <w:rFonts w:ascii="Times New Roman" w:eastAsia="Times New Roman" w:hAnsi="Times New Roman" w:cs="Times New Roman"/>
+        </w:rPr>
+        <w:t xml:space="preserve"> pada </w:t>
+      </w:r>
+      <w:r>
+        <w:rPr>
+          <w:rFonts w:ascii="Times New Roman" w:eastAsia="Times New Roman" w:hAnsi="Times New Roman" w:cs="Times New Roman"/>
+          <w:i/>
+          <w:iCs/>
+        </w:rPr>
+        <w:t xml:space="preserve">notebook </w:t>
+      </w:r>
+      <w:r>
+        <w:rPr>
+          <w:rFonts w:ascii="Times New Roman" w:eastAsia="Times New Roman" w:hAnsi="Times New Roman" w:cs="Times New Roman"/>
+        </w:rPr>
+        <w:t xml:space="preserve">dan </w:t>
+      </w:r>
+      <w:proofErr w:type="spellStart"/>
+      <w:r>
+        <w:rPr>
+          <w:rFonts w:ascii="Times New Roman" w:eastAsia="Times New Roman" w:hAnsi="Times New Roman" w:cs="Times New Roman"/>
+        </w:rPr>
+        <w:t>jalankan</w:t>
+      </w:r>
+      <w:proofErr w:type="spellEnd"/>
+      <w:r>
+        <w:rPr>
+          <w:rFonts w:ascii="Times New Roman" w:eastAsia="Times New Roman" w:hAnsi="Times New Roman" w:cs="Times New Roman"/>
+        </w:rPr>
+        <w:t xml:space="preserve"> </w:t>
+      </w:r>
+      <w:r>
+        <w:rPr>
+          <w:rFonts w:ascii="Times New Roman" w:eastAsia="Times New Roman" w:hAnsi="Times New Roman" w:cs="Times New Roman"/>
+          <w:i/>
+          <w:iCs/>
+        </w:rPr>
+        <w:t xml:space="preserve">agent </w:t>
+      </w:r>
+      <w:proofErr w:type="spellStart"/>
+      <w:r>
+        <w:rPr>
+          <w:rFonts w:ascii="Times New Roman" w:eastAsia="Times New Roman" w:hAnsi="Times New Roman" w:cs="Times New Roman"/>
+        </w:rPr>
+        <w:t>untuk</w:t>
+      </w:r>
+      <w:proofErr w:type="spellEnd"/>
+      <w:r>
+        <w:rPr>
+          <w:rFonts w:ascii="Times New Roman" w:eastAsia="Times New Roman" w:hAnsi="Times New Roman" w:cs="Times New Roman"/>
+        </w:rPr>
+        <w:t xml:space="preserve"> </w:t>
+      </w:r>
+      <w:proofErr w:type="spellStart"/>
+      <w:r>
+        <w:rPr>
+          <w:rFonts w:ascii="Times New Roman" w:eastAsia="Times New Roman" w:hAnsi="Times New Roman" w:cs="Times New Roman"/>
+        </w:rPr>
+        <w:t>melakukan</w:t>
+      </w:r>
+      <w:proofErr w:type="spellEnd"/>
+      <w:r>
+        <w:rPr>
+          <w:rFonts w:ascii="Times New Roman" w:eastAsia="Times New Roman" w:hAnsi="Times New Roman" w:cs="Times New Roman"/>
+        </w:rPr>
+        <w:t xml:space="preserve"> </w:t>
+      </w:r>
+      <w:proofErr w:type="spellStart"/>
+      <w:r>
+        <w:rPr>
+          <w:rFonts w:ascii="Times New Roman" w:eastAsia="Times New Roman" w:hAnsi="Times New Roman" w:cs="Times New Roman"/>
+        </w:rPr>
+        <w:t>analisis</w:t>
+      </w:r>
+      <w:proofErr w:type="spellEnd"/>
+      <w:r>
+        <w:rPr>
+          <w:rFonts w:ascii="Times New Roman" w:eastAsia="Times New Roman" w:hAnsi="Times New Roman" w:cs="Times New Roman"/>
+        </w:rPr>
+        <w:t xml:space="preserve"> sales. </w:t>
+      </w:r>
+      <w:proofErr w:type="spellStart"/>
+      <w:r>
+        <w:rPr>
+          <w:rFonts w:ascii="Times New Roman" w:eastAsia="Times New Roman" w:hAnsi="Times New Roman" w:cs="Times New Roman"/>
+        </w:rPr>
+        <w:t>Beberapa</w:t>
+      </w:r>
+      <w:proofErr w:type="spellEnd"/>
+      <w:r>
+        <w:rPr>
+          <w:rFonts w:ascii="Times New Roman" w:eastAsia="Times New Roman" w:hAnsi="Times New Roman" w:cs="Times New Roman"/>
+        </w:rPr>
+        <w:t xml:space="preserve"> query </w:t>
+      </w:r>
+      <w:proofErr w:type="spellStart"/>
+      <w:r>
+        <w:rPr>
+          <w:rFonts w:ascii="Times New Roman" w:eastAsia="Times New Roman" w:hAnsi="Times New Roman" w:cs="Times New Roman"/>
+        </w:rPr>
+        <w:t>telah</w:t>
+      </w:r>
+      <w:proofErr w:type="spellEnd"/>
+      <w:r>
+        <w:rPr>
+          <w:rFonts w:ascii="Times New Roman" w:eastAsia="Times New Roman" w:hAnsi="Times New Roman" w:cs="Times New Roman"/>
+        </w:rPr>
+        <w:t xml:space="preserve"> </w:t>
+      </w:r>
+      <w:proofErr w:type="spellStart"/>
+      <w:r>
+        <w:rPr>
+          <w:rFonts w:ascii="Times New Roman" w:eastAsia="Times New Roman" w:hAnsi="Times New Roman" w:cs="Times New Roman"/>
+        </w:rPr>
+        <w:t>diberikan</w:t>
+      </w:r>
+      <w:proofErr w:type="spellEnd"/>
+      <w:r>
+        <w:rPr>
+          <w:rFonts w:ascii="Times New Roman" w:eastAsia="Times New Roman" w:hAnsi="Times New Roman" w:cs="Times New Roman"/>
+        </w:rPr>
+        <w:t xml:space="preserve"> dan </w:t>
+      </w:r>
+      <w:proofErr w:type="spellStart"/>
+      <w:r>
+        <w:rPr>
+          <w:rFonts w:ascii="Times New Roman" w:eastAsia="Times New Roman" w:hAnsi="Times New Roman" w:cs="Times New Roman"/>
+        </w:rPr>
+        <w:t>dijadikan</w:t>
+      </w:r>
+      <w:proofErr w:type="spellEnd"/>
+      <w:r>
+        <w:rPr>
+          <w:rFonts w:ascii="Times New Roman" w:eastAsia="Times New Roman" w:hAnsi="Times New Roman" w:cs="Times New Roman"/>
+        </w:rPr>
+        <w:t xml:space="preserve"> </w:t>
+      </w:r>
+      <w:r>
+        <w:rPr>
+          <w:rFonts w:ascii="Times New Roman" w:eastAsia="Times New Roman" w:hAnsi="Times New Roman" w:cs="Times New Roman"/>
+          <w:i/>
+          <w:iCs/>
+        </w:rPr>
+        <w:t>“</w:t>
+      </w:r>
+      <w:proofErr w:type="gramStart"/>
+      <w:r>
+        <w:rPr>
+          <w:rFonts w:ascii="Times New Roman" w:eastAsia="Times New Roman" w:hAnsi="Times New Roman" w:cs="Times New Roman"/>
+          <w:i/>
+          <w:iCs/>
+        </w:rPr>
+        <w:t xml:space="preserve">comment” </w:t>
+      </w:r>
+      <w:r>
+        <w:rPr>
+          <w:rFonts w:ascii="Times New Roman" w:eastAsia="Times New Roman" w:hAnsi="Times New Roman" w:cs="Times New Roman"/>
+        </w:rPr>
+        <w:t xml:space="preserve"> </w:t>
+      </w:r>
+      <w:proofErr w:type="spellStart"/>
+      <w:r>
+        <w:rPr>
+          <w:rFonts w:ascii="Times New Roman" w:eastAsia="Times New Roman" w:hAnsi="Times New Roman" w:cs="Times New Roman"/>
+        </w:rPr>
+        <w:t>untuk</w:t>
+      </w:r>
+      <w:proofErr w:type="spellEnd"/>
+      <w:proofErr w:type="gramEnd"/>
+      <w:r>
+        <w:rPr>
+          <w:rFonts w:ascii="Times New Roman" w:eastAsia="Times New Roman" w:hAnsi="Times New Roman" w:cs="Times New Roman"/>
+        </w:rPr>
+        <w:t xml:space="preserve"> </w:t>
+      </w:r>
+      <w:proofErr w:type="spellStart"/>
+      <w:r>
+        <w:rPr>
+          <w:rFonts w:ascii="Times New Roman" w:eastAsia="Times New Roman" w:hAnsi="Times New Roman" w:cs="Times New Roman"/>
+        </w:rPr>
+        <w:t>dilakukan</w:t>
+      </w:r>
+      <w:proofErr w:type="spellEnd"/>
+      <w:r>
+        <w:rPr>
+          <w:rFonts w:ascii="Times New Roman" w:eastAsia="Times New Roman" w:hAnsi="Times New Roman" w:cs="Times New Roman"/>
+        </w:rPr>
+        <w:t xml:space="preserve"> </w:t>
+      </w:r>
+      <w:proofErr w:type="spellStart"/>
+      <w:r>
+        <w:rPr>
+          <w:rFonts w:ascii="Times New Roman" w:eastAsia="Times New Roman" w:hAnsi="Times New Roman" w:cs="Times New Roman"/>
+        </w:rPr>
+        <w:t>pengetesan</w:t>
+      </w:r>
+      <w:proofErr w:type="spellEnd"/>
+      <w:r>
+        <w:rPr>
+          <w:rFonts w:ascii="Times New Roman" w:eastAsia="Times New Roman" w:hAnsi="Times New Roman" w:cs="Times New Roman"/>
+        </w:rPr>
+        <w:t xml:space="preserve"> pada </w:t>
+      </w:r>
+      <w:proofErr w:type="spellStart"/>
+      <w:r>
+        <w:rPr>
+          <w:rFonts w:ascii="Times New Roman" w:eastAsia="Times New Roman" w:hAnsi="Times New Roman" w:cs="Times New Roman"/>
+        </w:rPr>
+        <w:t>hasilnya</w:t>
+      </w:r>
+      <w:proofErr w:type="spellEnd"/>
+      <w:r>
+        <w:rPr>
+          <w:rFonts w:ascii="Times New Roman" w:eastAsia="Times New Roman" w:hAnsi="Times New Roman" w:cs="Times New Roman"/>
+        </w:rPr>
+        <w:t>.</w:t>
       </w:r>
     </w:p>
     <w:p>

--- a/Lab 1 - Build Skill Flows with GenAI/Lab 1a - Using 3rd party agent framework with agent lab/Lab 1a - Building 3rd party agents with watsonx.docx
+++ b/Lab 1 - Build Skill Flows with GenAI/Lab 1a - Using 3rd party agent framework with agent lab/Lab 1a - Building 3rd party agents with watsonx.docx
@@ -1164,25 +1164,7 @@
           <w:kern w:val="0"/>
           <w14:ligatures w14:val="none"/>
         </w:rPr>
-        <w:t xml:space="preserve"> </w:t>
-      </w:r>
-      <w:proofErr w:type="spellStart"/>
-      <w:r>
-        <w:rPr>
-          <w:rFonts w:ascii="Times New Roman" w:eastAsia="Times New Roman" w:hAnsi="Times New Roman" w:cs="Times New Roman"/>
-          <w:kern w:val="0"/>
-          <w14:ligatures w14:val="none"/>
-        </w:rPr>
-        <w:t>ada</w:t>
-      </w:r>
-      <w:proofErr w:type="spellEnd"/>
-      <w:r>
-        <w:rPr>
-          <w:rFonts w:ascii="Times New Roman" w:eastAsia="Times New Roman" w:hAnsi="Times New Roman" w:cs="Times New Roman"/>
-          <w:kern w:val="0"/>
-          <w14:ligatures w14:val="none"/>
-        </w:rPr>
-        <w:t>.</w:t>
+        <w:t xml:space="preserve"> ada.</w:t>
       </w:r>
     </w:p>
     <w:p>
@@ -1203,7 +1185,6 @@
           <w:rFonts w:ascii="Times New Roman" w:hAnsi="Times New Roman" w:cs="Times New Roman"/>
         </w:rPr>
       </w:pPr>
-      <w:proofErr w:type="spellStart"/>
       <w:r>
         <w:rPr>
           <w:rFonts w:ascii="Times New Roman" w:hAnsi="Times New Roman" w:cs="Times New Roman"/>
@@ -1261,7 +1242,6 @@
           <w:shd w:val="clear" w:color="auto" w:fill="FFFFFF"/>
         </w:rPr>
       </w:pPr>
-      <w:proofErr w:type="spellEnd"/>
     </w:p>
     <w:p>
       <w:pPr>
@@ -2920,7 +2900,15 @@
           <w:i/>
           <w:iCs/>
         </w:rPr>
-        <w:t xml:space="preserve">vector index creation </w:t>
+        <w:t>“work with data and models in Python or R notebooks”</w:t>
+      </w:r>
+      <w:r>
+        <w:rPr>
+          <w:rFonts w:ascii="Times New Roman" w:eastAsia="Times New Roman" w:hAnsi="Times New Roman" w:cs="Times New Roman"/>
+          <w:i/>
+          <w:iCs/>
+        </w:rPr>
+        <w:t xml:space="preserve"> </w:t>
       </w:r>
       <w:proofErr w:type="spellStart"/>
       <w:r>
@@ -3409,7 +3397,6 @@
           <w:kern w:val="0"/>
           <w14:ligatures w14:val="none"/>
         </w:rPr>
-        <w:lastRenderedPageBreak/>
         <w:t xml:space="preserve">Step </w:t>
       </w:r>
       <w:r>
@@ -4074,15 +4061,7 @@
           <w:kern w:val="0"/>
           <w14:ligatures w14:val="none"/>
         </w:rPr>
-        <w:t xml:space="preserve"> di </w:t>
-      </w:r>
-      <w:r>
-        <w:rPr>
-          <w:rFonts w:ascii="Times New Roman" w:eastAsia="Times New Roman" w:hAnsi="Times New Roman" w:cs="Times New Roman"/>
-          <w:kern w:val="0"/>
-          <w14:ligatures w14:val="none"/>
-        </w:rPr>
-        <w:t>“</w:t>
+        <w:t xml:space="preserve"> di “</w:t>
       </w:r>
       <w:r>
         <w:rPr>
@@ -4471,21 +4450,7 @@
         <w:rPr>
           <w:rFonts w:ascii="Times New Roman" w:eastAsia="Times New Roman" w:hAnsi="Times New Roman" w:cs="Times New Roman"/>
         </w:rPr>
-        <w:t xml:space="preserve"> </w:t>
-      </w:r>
-      <w:proofErr w:type="spellStart"/>
-      <w:r>
-        <w:rPr>
-          <w:rFonts w:ascii="Times New Roman" w:eastAsia="Times New Roman" w:hAnsi="Times New Roman" w:cs="Times New Roman"/>
-        </w:rPr>
-        <w:t>untuk</w:t>
-      </w:r>
-      <w:proofErr w:type="spellEnd"/>
-      <w:r>
-        <w:rPr>
-          <w:rFonts w:ascii="Times New Roman" w:eastAsia="Times New Roman" w:hAnsi="Times New Roman" w:cs="Times New Roman"/>
-        </w:rPr>
-        <w:t xml:space="preserve"> </w:t>
+        <w:t xml:space="preserve"> untuk </w:t>
       </w:r>
       <w:proofErr w:type="spellStart"/>
       <w:r>
